--- a/bai-pr/2026/07/05-baodongnai-case-study-icd-viet-nam.docx
+++ b/bai-pr/2026/07/05-baodongnai-case-study-icd-viet-nam.docx
@@ -77,15 +77,33 @@
         <w:jc w:val="both"/>
       </w:pPr>
       <w:r>
-        <w:t xml:space="preserve">Không phải doanh nghiệp nào cũng có đội ngũ nội bộ đủ nhân sự để tự vận hành website và cập nhật nội dung truyền thông đều đặn. Với nhiều doanh nghiệp sản xuất và vật tư công nghiệp, việc tìm một đối tác giúp tự động hoá phần việc này thường không dễ dàng, bởi phần lớn nhà cung cấp chỉ mạnh ở một hạng mục kỹ thuật cụ thể mà thiếu cái nhìn tổng thể về vận hành. Số liệu công bố trên VnEconomy cho thấy tỷ lệ doanh nghiệp Việt Nam có website hiện chỉ khoảng 44%, và tỷ lệ này ở khối doanh nghiệp sản xuất, vật tư công nghiệp thường còn thấp hơn mặt bằng chung do đặc thù ít ưu tiên đầu tư cho kênh online.</w:t>
-      </w:r>
-    </w:p>
-    <w:p>
-      <w:pPr>
-        <w:spacing w:after="200"/>
-        <w:jc w:val="both"/>
-      </w:pPr>
-      <w:hyperlink w:history="1" r:id="rIdfteex0obgiayzc55dlz2i">
+        <w:t xml:space="preserve">Không phải doanh nghiệp nào cũng có đội ngũ nội bộ đủ nhân sự để tự vận hành website và cập nhật nội dung truyền thông đều đặn.</w:t>
+      </w:r>
+    </w:p>
+    <w:p>
+      <w:pPr>
+        <w:spacing w:after="200"/>
+        <w:jc w:val="both"/>
+      </w:pPr>
+      <w:r>
+        <w:t xml:space="preserve">Với nhiều doanh nghiệp sản xuất và vật tư công nghiệp, việc tìm một đối tác giúp tự động hoá phần việc này thường không dễ dàng, bởi phần lớn nhà cung cấp chỉ mạnh ở một hạng mục kỹ thuật cụ thể mà thiếu cái nhìn tổng thể về vận hành.</w:t>
+      </w:r>
+    </w:p>
+    <w:p>
+      <w:pPr>
+        <w:spacing w:after="200"/>
+        <w:jc w:val="both"/>
+      </w:pPr>
+      <w:r>
+        <w:t xml:space="preserve">Số liệu công bố trên VnEconomy cho thấy tỷ lệ doanh nghiệp Việt Nam có website hiện chỉ khoảng 44%, và tỷ lệ này ở khối doanh nghiệp sản xuất, vật tư công nghiệp thường còn thấp hơn mặt bằng chung do đặc thù ít ưu tiên đầu tư cho kênh online.</w:t>
+      </w:r>
+    </w:p>
+    <w:p>
+      <w:pPr>
+        <w:spacing w:after="200"/>
+        <w:jc w:val="both"/>
+      </w:pPr>
+      <w:hyperlink w:history="1" r:id="rIdi9jgefsybhcc7d1oer77j">
         <w:r>
           <w:rPr>
             <w:rStyle w:val="Hyperlink"/>
@@ -96,7 +114,16 @@
         </w:r>
       </w:hyperlink>
       <w:r>
-        <w:t xml:space="preserve">, doanh nghiệp hoạt động trong lĩnh vực vật tư đóng gói công nghiệp, là một ví dụ điển hình cho câu chuyện này. Trước khi hợp tác với đối tác dịch vụ số hiện tại, ICD Việt Nam từng gặp tình trạng website tải chậm, khó cập nhật nội dung và gần như không xuất hiện trên kết quả tìm kiếm liên quan đến ngành hàng của mình, dù sản phẩm và dịch vụ thực tế không hề thua kém đối thủ cạnh tranh.</w:t>
+        <w:t xml:space="preserve">, doanh nghiệp hoạt động trong lĩnh vực vật tư đóng gói công nghiệp, là một ví dụ điển hình cho câu chuyện này.</w:t>
+      </w:r>
+    </w:p>
+    <w:p>
+      <w:pPr>
+        <w:spacing w:after="200"/>
+        <w:jc w:val="both"/>
+      </w:pPr>
+      <w:r>
+        <w:t xml:space="preserve">Trước khi hợp tác với đối tác dịch vụ số hiện tại, ICD Việt Nam từng gặp tình trạng website tải chậm, khó cập nhật nội dung và gần như không xuất hiện trên kết quả tìm kiếm liên quan đến ngành hàng của mình, dù sản phẩm và dịch vụ thực tế không hề thua kém đối thủ cạnh tranh.</w:t>
       </w:r>
     </w:p>
     <w:p>
@@ -107,7 +134,7 @@
       <w:r>
         <w:t xml:space="preserve">Ông Lê Văn Thăng, Giám đốc ICD Việt Nam, cho biết bước ngoặt đến khi doanh nghiệp quyết định giao website và quy trình marketing, truyền thông automation về một đầu mối duy nhất là </w:t>
       </w:r>
-      <w:hyperlink w:history="1" r:id="rIdq82f0aozmjrsve5n1w_vz">
+      <w:hyperlink w:history="1" r:id="rIdbuv4mumoqhu0exg3dfype">
         <w:r>
           <w:rPr>
             <w:rStyle w:val="Hyperlink"/>
@@ -118,7 +145,16 @@
         </w:r>
       </w:hyperlink>
       <w:r>
-        <w:t xml:space="preserve">. Theo ông Thăng, điều khiến ICD Việt Nam lựa chọn Digicom là cách đội ngũ này ứng dụng trí tuệ nhân tạo (AI) để tự động hoá phần lớn công việc truyền thông lặp lại, giúp doanh nghiệp không phải tăng thêm nhân sự cho mảng này.</w:t>
+        <w:t xml:space="preserve">.</w:t>
+      </w:r>
+    </w:p>
+    <w:p>
+      <w:pPr>
+        <w:spacing w:after="200"/>
+        <w:jc w:val="both"/>
+      </w:pPr>
+      <w:r>
+        <w:t xml:space="preserve">Theo ông Thăng, điều khiến ICD Việt Nam lựa chọn Digicom là cách đội ngũ này ứng dụng trí tuệ nhân tạo (AI) để tự động hoá phần lớn công việc truyền thông lặp lại, giúp doanh nghiệp không phải tăng thêm nhân sự cho mảng này.</w:t>
       </w:r>
     </w:p>
     <w:p>
@@ -188,7 +224,16 @@
         <w:jc w:val="both"/>
       </w:pPr>
       <w:r>
-        <w:t xml:space="preserve">Cụ thể, sau khi tiếp nhận hoạt động truyền thông của ICD Việt Nam, đội ngũ Digicom đã xây dựng lại chiến lược nội dung dựa trên phân tích từ khoá và hành vi tìm kiếm thực tế của khách hàng trong ngành vật tư công nghiệp, đồng thời đồng bộ hình ảnh thương hiệu trên các kênh truyền thông. Ông Thăng cho biết chỉ sau vài tháng triển khai, lượng truy cập tìm kiếm tự nhiên vào website của ICD Việt Nam đã cải thiện rõ rệt, kéo theo số lượng khách hàng liên hệ tư vấn qua website tăng lên đáng kể so với trước.</w:t>
+        <w:t xml:space="preserve">Cụ thể, sau khi tiếp nhận hoạt động truyền thông của ICD Việt Nam, đội ngũ Digicom đã xây dựng lại chiến lược nội dung dựa trên phân tích từ khoá và hành vi tìm kiếm thực tế của khách hàng trong ngành vật tư công nghiệp, đồng thời đồng bộ hình ảnh thương hiệu trên các kênh truyền thông.</w:t>
+      </w:r>
+    </w:p>
+    <w:p>
+      <w:pPr>
+        <w:spacing w:after="200"/>
+        <w:jc w:val="both"/>
+      </w:pPr>
+      <w:r>
+        <w:t xml:space="preserve">Ông Thăng cho biết chỉ sau vài tháng triển khai, lượng truy cập tìm kiếm tự nhiên vào website của ICD Việt Nam đã cải thiện rõ rệt, kéo theo số lượng khách hàng liên hệ tư vấn qua website tăng lên đáng kể so với trước.</w:t>
       </w:r>
     </w:p>
     <w:p>
@@ -206,7 +251,16 @@
         <w:jc w:val="both"/>
       </w:pPr>
       <w:r>
-        <w:t xml:space="preserve">Theo ông Hiếu, một trong những sai lầm phổ biến của doanh nghiệp B2B khi làm SEO là tập trung vào những từ khoá có lượng tìm kiếm lớn nhưng không đúng với nhu cầu thực sự của khách hàng mục tiêu. Với ICD Việt Nam, đội ngũ Digicom đã ưu tiên nhóm từ khoá gắn liền với nhu cầu tìm kiếm thực tế của khách hàng doanh nghiệp trong ngành vật tư đóng gói, giúp website tiếp cận đúng đối tượng có khả năng chuyển đổi thành đơn hàng, thay vì chạy theo lượng truy cập không mang lại giá trị kinh doanh.</w:t>
+        <w:t xml:space="preserve">Theo ông Hiếu, một trong những sai lầm phổ biến của doanh nghiệp B2B khi làm SEO là tập trung vào những từ khoá có lượng tìm kiếm lớn nhưng không đúng với nhu cầu thực sự của khách hàng mục tiêu.</w:t>
+      </w:r>
+    </w:p>
+    <w:p>
+      <w:pPr>
+        <w:spacing w:after="200"/>
+        <w:jc w:val="both"/>
+      </w:pPr>
+      <w:r>
+        <w:t xml:space="preserve">Với ICD Việt Nam, đội ngũ Digicom đã ưu tiên nhóm từ khoá gắn liền với nhu cầu tìm kiếm thực tế của khách hàng doanh nghiệp trong ngành vật tư đóng gói, giúp website tiếp cận đúng đối tượng có khả năng chuyển đổi thành đơn hàng, thay vì chạy theo lượng truy cập không mang lại giá trị kinh doanh.</w:t>
       </w:r>
     </w:p>
     <w:p>
@@ -276,25 +330,61 @@
         <w:jc w:val="both"/>
       </w:pPr>
       <w:r>
-        <w:t xml:space="preserve">Đồng Nai là một trong những địa phương tập trung nhiều khu công nghiệp và doanh nghiệp sản xuất, vật tư công nghiệp lớn của cả nước, nhưng phần lớn các doanh nghiệp trong nhóm này vẫn quen với cách tiếp cận khách hàng truyền thống qua mối quan hệ và kênh phân phối trực tiếp. Trường hợp của ICD Việt Nam cho thấy, ngay cả trong những ngành hàng mang tính kỹ thuật và ít phụ thuộc vào yếu tố cảm xúc như vật tư đóng gói công nghiệp, việc đầu tư bài bản cho kênh online vẫn mang lại hiệu quả rõ rệt nếu được triển khai đúng cách. Theo ước tính của McKinsey, việc tự động hoá quy trình truyền thông bằng AI có thể giúp doanh nghiệp tiết kiệm trung bình 30 đến 40% chi phí vận hành, một tỷ lệ đáng kể với các doanh nghiệp sản xuất vốn có biên lợi nhuận không cao.</w:t>
-      </w:r>
-    </w:p>
-    <w:p>
-      <w:pPr>
-        <w:spacing w:after="200"/>
-        <w:jc w:val="both"/>
-      </w:pPr>
-      <w:r>
-        <w:t xml:space="preserve">Ông Lê Văn Thăng cho biết, ngoài lượng khách hàng mới tìm đến qua website, một lợi ích khác mà ICD Việt Nam nhận thấy là uy tín thương hiệu được củng cố khi đối tác, khách hàng cũ tra cứu thông tin công ty trên Google và thấy hình ảnh chuyên nghiệp, nội dung được cập nhật thường xuyên. Đây là yếu tố gián tiếp nhưng có tác động không nhỏ đến quyết định hợp tác của các đối tác doanh nghiệp, đặc biệt trong lĩnh vực B2B nơi việc thẩm định năng lực nhà cung cấp thường được thực hiện kỹ lưỡng trước khi ký kết hợp đồng.</w:t>
-      </w:r>
-    </w:p>
-    <w:p>
-      <w:pPr>
-        <w:spacing w:after="200"/>
-        <w:jc w:val="both"/>
-      </w:pPr>
-      <w:r>
-        <w:t xml:space="preserve">Ông Lê Văn Thăng khẳng định sự hài lòng của ICD Việt Nam không chỉ đến từ kết quả về mặt số liệu, mà còn từ cách đội ngũ Digicom duy trì báo cáo minh bạch và chủ động đề xuất cải tiến hằng tháng. Câu chuyện của ICD Việt Nam cũng cho thấy xu hướng ứng dụng AI vào dịch vụ số không còn là lợi thế của riêng các doanh nghiệp công nghệ, mà đang dần trở thành công cụ hữu ích cho cả những ngành sản xuất truyền thống, miễn là được triển khai bởi một đối tác hiểu đúng bài toán kinh doanh của khách hàng.</w:t>
+        <w:t xml:space="preserve">Đồng Nai là một trong những địa phương tập trung nhiều khu công nghiệp và doanh nghiệp sản xuất, vật tư công nghiệp lớn của cả nước, nhưng phần lớn các doanh nghiệp trong nhóm này vẫn quen với cách tiếp cận khách hàng truyền thống qua mối quan hệ và kênh phân phối trực tiếp.</w:t>
+      </w:r>
+    </w:p>
+    <w:p>
+      <w:pPr>
+        <w:spacing w:after="200"/>
+        <w:jc w:val="both"/>
+      </w:pPr>
+      <w:r>
+        <w:t xml:space="preserve">Trường hợp của ICD Việt Nam cho thấy, ngay cả trong những ngành hàng mang tính kỹ thuật và ít phụ thuộc vào yếu tố cảm xúc như vật tư đóng gói công nghiệp, việc đầu tư bài bản cho kênh online vẫn mang lại hiệu quả rõ rệt nếu được triển khai đúng cách.</w:t>
+      </w:r>
+    </w:p>
+    <w:p>
+      <w:pPr>
+        <w:spacing w:after="200"/>
+        <w:jc w:val="both"/>
+      </w:pPr>
+      <w:r>
+        <w:t xml:space="preserve">Theo ước tính của McKinsey, việc tự động hoá quy trình truyền thông bằng AI có thể giúp doanh nghiệp tiết kiệm trung bình 30 đến 40% chi phí vận hành, một tỷ lệ đáng kể với các doanh nghiệp sản xuất vốn có biên lợi nhuận không cao.</w:t>
+      </w:r>
+    </w:p>
+    <w:p>
+      <w:pPr>
+        <w:spacing w:after="200"/>
+        <w:jc w:val="both"/>
+      </w:pPr>
+      <w:r>
+        <w:t xml:space="preserve">Ông Lê Văn Thăng cho biết, ngoài lượng khách hàng mới tìm đến qua website, một lợi ích khác mà ICD Việt Nam nhận thấy là uy tín thương hiệu được củng cố khi đối tác, khách hàng cũ tra cứu thông tin công ty trên Google và thấy hình ảnh chuyên nghiệp, nội dung được cập nhật thường xuyên.</w:t>
+      </w:r>
+    </w:p>
+    <w:p>
+      <w:pPr>
+        <w:spacing w:after="200"/>
+        <w:jc w:val="both"/>
+      </w:pPr>
+      <w:r>
+        <w:t xml:space="preserve">Đây là yếu tố gián tiếp nhưng có tác động không nhỏ đến quyết định hợp tác của các đối tác doanh nghiệp, đặc biệt trong lĩnh vực B2B nơi việc thẩm định năng lực nhà cung cấp thường được thực hiện kỹ lưỡng trước khi ký kết hợp đồng.</w:t>
+      </w:r>
+    </w:p>
+    <w:p>
+      <w:pPr>
+        <w:spacing w:after="200"/>
+        <w:jc w:val="both"/>
+      </w:pPr>
+      <w:r>
+        <w:t xml:space="preserve">Ông Lê Văn Thăng khẳng định sự hài lòng của ICD Việt Nam không chỉ đến từ kết quả về mặt số liệu, mà còn từ cách đội ngũ Digicom duy trì báo cáo minh bạch và chủ động đề xuất cải tiến hằng tháng.</w:t>
+      </w:r>
+    </w:p>
+    <w:p>
+      <w:pPr>
+        <w:spacing w:after="200"/>
+        <w:jc w:val="both"/>
+      </w:pPr>
+      <w:r>
+        <w:t xml:space="preserve">Câu chuyện của ICD Việt Nam cũng cho thấy xu hướng ứng dụng AI vào dịch vụ số không còn là lợi thế của riêng các doanh nghiệp công nghệ, mà đang dần trở thành công cụ hữu ích cho cả những ngành sản xuất truyền thống, miễn là được triển khai bởi một đối tác hiểu đúng bài toán kinh doanh của khách hàng.</w:t>
       </w:r>
     </w:p>
     <w:p>

--- a/bai-pr/2026/07/05-baodongnai-case-study-icd-viet-nam.docx
+++ b/bai-pr/2026/07/05-baodongnai-case-study-icd-viet-nam.docx
@@ -73,6 +73,14 @@
     </w:p>
     <w:p>
       <w:pPr>
+        <w:pStyle w:val="Heading2"/>
+      </w:pPr>
+      <w:r>
+        <w:t xml:space="preserve">Bài toán vận hành của doanh nghiệp sản xuất</w:t>
+      </w:r>
+    </w:p>
+    <w:p>
+      <w:pPr>
         <w:spacing w:after="200"/>
         <w:jc w:val="both"/>
       </w:pPr>
@@ -100,10 +108,18 @@
     </w:p>
     <w:p>
       <w:pPr>
-        <w:spacing w:after="200"/>
-        <w:jc w:val="both"/>
-      </w:pPr>
-      <w:hyperlink w:history="1" r:id="rIdi9jgefsybhcc7d1oer77j">
+        <w:pStyle w:val="Heading2"/>
+      </w:pPr>
+      <w:r>
+        <w:t xml:space="preserve">ICD Việt Nam trước khi hợp tác với Digicom</w:t>
+      </w:r>
+    </w:p>
+    <w:p>
+      <w:pPr>
+        <w:spacing w:after="200"/>
+        <w:jc w:val="both"/>
+      </w:pPr>
+      <w:hyperlink w:history="1" r:id="rIdl0ifonuysvevqpx_4gdhj">
         <w:r>
           <w:rPr>
             <w:rStyle w:val="Hyperlink"/>
@@ -134,7 +150,7 @@
       <w:r>
         <w:t xml:space="preserve">Ông Lê Văn Thăng, Giám đốc ICD Việt Nam, cho biết bước ngoặt đến khi doanh nghiệp quyết định giao website và quy trình marketing, truyền thông automation về một đầu mối duy nhất là </w:t>
       </w:r>
-      <w:hyperlink w:history="1" r:id="rIdbuv4mumoqhu0exg3dfype">
+      <w:hyperlink w:history="1" r:id="rIdnuvcvxzbhbjbcqhze2n28">
         <w:r>
           <w:rPr>
             <w:rStyle w:val="Hyperlink"/>
@@ -238,6 +254,14 @@
     </w:p>
     <w:p>
       <w:pPr>
+        <w:pStyle w:val="Heading2"/>
+      </w:pPr>
+      <w:r>
+        <w:t xml:space="preserve">Cách tiếp cận SEO khác biệt</w:t>
+      </w:r>
+    </w:p>
+    <w:p>
+      <w:pPr>
         <w:spacing w:after="200"/>
         <w:jc w:val="both"/>
       </w:pPr>
@@ -326,6 +350,14 @@
     </w:p>
     <w:p>
       <w:pPr>
+        <w:pStyle w:val="Heading2"/>
+      </w:pPr>
+      <w:r>
+        <w:t xml:space="preserve">Đồng Nai và bài toán chung của khu công nghiệp</w:t>
+      </w:r>
+    </w:p>
+    <w:p>
+      <w:pPr>
         <w:spacing w:after="200"/>
         <w:jc w:val="both"/>
       </w:pPr>
@@ -349,6 +381,14 @@
       </w:pPr>
       <w:r>
         <w:t xml:space="preserve">Theo ước tính của McKinsey, việc tự động hoá quy trình truyền thông bằng AI có thể giúp doanh nghiệp tiết kiệm trung bình 30 đến 40% chi phí vận hành, một tỷ lệ đáng kể với các doanh nghiệp sản xuất vốn có biên lợi nhuận không cao.</w:t>
+      </w:r>
+    </w:p>
+    <w:p>
+      <w:pPr>
+        <w:pStyle w:val="Heading2"/>
+      </w:pPr>
+      <w:r>
+        <w:t xml:space="preserve">Kết quả và đánh giá từ ICD Việt Nam</w:t>
       </w:r>
     </w:p>
     <w:p>
@@ -831,5 +871,22 @@
       <w:szCs w:val="32"/>
     </w:rPr>
   </w:style>
+  <w:style w:type="paragraph" w:styleId="Heading2">
+    <w:name w:val="Heading 2"/>
+    <w:basedOn w:val="Normal"/>
+    <w:next w:val="Normal"/>
+    <w:qFormat/>
+    <w:pPr>
+      <w:spacing w:after="160" w:before="240"/>
+      <w:outlineLvl w:val="1"/>
+    </w:pPr>
+    <w:rPr>
+      <w:rFonts w:ascii="Times New Roman" w:cs="Times New Roman" w:eastAsia="Times New Roman" w:hAnsi="Times New Roman"/>
+      <w:b/>
+      <w:bCs/>
+      <w:sz w:val="26"/>
+      <w:szCs w:val="26"/>
+    </w:rPr>
+  </w:style>
 </w:styles>
 </file>
--- a/bai-pr/2026/07/05-baodongnai-case-study-icd-viet-nam.docx
+++ b/bai-pr/2026/07/05-baodongnai-case-study-icd-viet-nam.docx
@@ -8,6 +8,19 @@
       </w:pPr>
       <w:r>
         <w:t xml:space="preserve">DigicomVN đồng hành cùng ICD Việt Nam xây dựng website và automation truyền thông cho ngành vật tư công nghiệp</w:t>
+      </w:r>
+    </w:p>
+    <w:p>
+      <w:pPr>
+        <w:spacing w:after="240"/>
+        <w:jc w:val="both"/>
+      </w:pPr>
+      <w:r>
+        <w:rPr>
+          <w:b/>
+          <w:bCs/>
+        </w:rPr>
+        <w:t xml:space="preserve">ICD Việt Nam, doanh nghiệp hoạt động trong lĩnh vực vật tư đóng gói công nghiệp, đã thay đổi cách vận hành website và truyền thông sau khi hợp tác cùng Digicom. Câu chuyện này cho thấy automation ứng dụng AI có thể mang lại hiệu quả cụ thể ngay cả với những ngành hàng mang tính kỹ thuật.</w:t>
       </w:r>
     </w:p>
     <w:p>
@@ -85,6 +98,10 @@
         <w:jc w:val="both"/>
       </w:pPr>
       <w:r>
+        <w:rPr>
+          <w:b w:val="false"/>
+          <w:bCs w:val="false"/>
+        </w:rPr>
         <w:t xml:space="preserve">Không phải doanh nghiệp nào cũng có đội ngũ nội bộ đủ nhân sự để tự vận hành website và cập nhật nội dung truyền thông đều đặn.</w:t>
       </w:r>
     </w:p>
@@ -94,6 +111,10 @@
         <w:jc w:val="both"/>
       </w:pPr>
       <w:r>
+        <w:rPr>
+          <w:b w:val="false"/>
+          <w:bCs w:val="false"/>
+        </w:rPr>
         <w:t xml:space="preserve">Với nhiều doanh nghiệp sản xuất và vật tư công nghiệp, việc tìm một đối tác giúp tự động hoá phần việc này thường không dễ dàng, bởi phần lớn nhà cung cấp chỉ mạnh ở một hạng mục kỹ thuật cụ thể mà thiếu cái nhìn tổng thể về vận hành.</w:t>
       </w:r>
     </w:p>
@@ -103,6 +124,10 @@
         <w:jc w:val="both"/>
       </w:pPr>
       <w:r>
+        <w:rPr>
+          <w:b w:val="false"/>
+          <w:bCs w:val="false"/>
+        </w:rPr>
         <w:t xml:space="preserve">Số liệu công bố trên VnEconomy cho thấy tỷ lệ doanh nghiệp Việt Nam có website hiện chỉ khoảng 44%, và tỷ lệ này ở khối doanh nghiệp sản xuất, vật tư công nghiệp thường còn thấp hơn mặt bằng chung do đặc thù ít ưu tiên đầu tư cho kênh online.</w:t>
       </w:r>
     </w:p>
@@ -119,7 +144,7 @@
         <w:spacing w:after="200"/>
         <w:jc w:val="both"/>
       </w:pPr>
-      <w:hyperlink w:history="1" r:id="rIdl0ifonuysvevqpx_4gdhj">
+      <w:hyperlink w:history="1" r:id="rIdp5piytkqhjutfzthmzgon">
         <w:r>
           <w:rPr>
             <w:rStyle w:val="Hyperlink"/>
@@ -130,6 +155,10 @@
         </w:r>
       </w:hyperlink>
       <w:r>
+        <w:rPr>
+          <w:b w:val="false"/>
+          <w:bCs w:val="false"/>
+        </w:rPr>
         <w:t xml:space="preserve">, doanh nghiệp hoạt động trong lĩnh vực vật tư đóng gói công nghiệp, là một ví dụ điển hình cho câu chuyện này.</w:t>
       </w:r>
     </w:p>
@@ -139,6 +168,10 @@
         <w:jc w:val="both"/>
       </w:pPr>
       <w:r>
+        <w:rPr>
+          <w:b w:val="false"/>
+          <w:bCs w:val="false"/>
+        </w:rPr>
         <w:t xml:space="preserve">Trước khi hợp tác với đối tác dịch vụ số hiện tại, ICD Việt Nam từng gặp tình trạng website tải chậm, khó cập nhật nội dung và gần như không xuất hiện trên kết quả tìm kiếm liên quan đến ngành hàng của mình, dù sản phẩm và dịch vụ thực tế không hề thua kém đối thủ cạnh tranh.</w:t>
       </w:r>
     </w:p>
@@ -148,9 +181,13 @@
         <w:jc w:val="both"/>
       </w:pPr>
       <w:r>
+        <w:rPr>
+          <w:b w:val="false"/>
+          <w:bCs w:val="false"/>
+        </w:rPr>
         <w:t xml:space="preserve">Ông Lê Văn Thăng, Giám đốc ICD Việt Nam, cho biết bước ngoặt đến khi doanh nghiệp quyết định giao website và quy trình marketing, truyền thông automation về một đầu mối duy nhất là </w:t>
       </w:r>
-      <w:hyperlink w:history="1" r:id="rIdnuvcvxzbhbjbcqhze2n28">
+      <w:hyperlink w:history="1" r:id="rIdlzocvtvnggs_-rhcrmfvo">
         <w:r>
           <w:rPr>
             <w:rStyle w:val="Hyperlink"/>
@@ -161,6 +198,10 @@
         </w:r>
       </w:hyperlink>
       <w:r>
+        <w:rPr>
+          <w:b w:val="false"/>
+          <w:bCs w:val="false"/>
+        </w:rPr>
         <w:t xml:space="preserve">.</w:t>
       </w:r>
     </w:p>
@@ -170,6 +211,10 @@
         <w:jc w:val="both"/>
       </w:pPr>
       <w:r>
+        <w:rPr>
+          <w:b w:val="false"/>
+          <w:bCs w:val="false"/>
+        </w:rPr>
         <w:t xml:space="preserve">Theo ông Thăng, điều khiến ICD Việt Nam lựa chọn Digicom là cách đội ngũ này ứng dụng trí tuệ nhân tạo (AI) để tự động hoá phần lớn công việc truyền thông lặp lại, giúp doanh nghiệp không phải tăng thêm nhân sự cho mảng này.</w:t>
       </w:r>
     </w:p>
@@ -240,6 +285,10 @@
         <w:jc w:val="both"/>
       </w:pPr>
       <w:r>
+        <w:rPr>
+          <w:b w:val="false"/>
+          <w:bCs w:val="false"/>
+        </w:rPr>
         <w:t xml:space="preserve">Cụ thể, sau khi tiếp nhận hoạt động truyền thông của ICD Việt Nam, đội ngũ Digicom đã xây dựng lại chiến lược nội dung dựa trên phân tích từ khoá và hành vi tìm kiếm thực tế của khách hàng trong ngành vật tư công nghiệp, đồng thời đồng bộ hình ảnh thương hiệu trên các kênh truyền thông.</w:t>
       </w:r>
     </w:p>
@@ -249,6 +298,10 @@
         <w:jc w:val="both"/>
       </w:pPr>
       <w:r>
+        <w:rPr>
+          <w:b w:val="false"/>
+          <w:bCs w:val="false"/>
+        </w:rPr>
         <w:t xml:space="preserve">Ông Thăng cho biết chỉ sau vài tháng triển khai, lượng truy cập tìm kiếm tự nhiên vào website của ICD Việt Nam đã cải thiện rõ rệt, kéo theo số lượng khách hàng liên hệ tư vấn qua website tăng lên đáng kể so với trước.</w:t>
       </w:r>
     </w:p>
@@ -266,6 +319,10 @@
         <w:jc w:val="both"/>
       </w:pPr>
       <w:r>
+        <w:rPr>
+          <w:b w:val="false"/>
+          <w:bCs w:val="false"/>
+        </w:rPr>
         <w:t xml:space="preserve">Ông Đỗ Xuân Hiếu, Giám đốc Digicom (CÔNG TY TNHH DỊCH VỤ TRUYỀN THÔNG DIGITO COMBAT), người có gần 15 năm kinh nghiệm trong lĩnh vực truyền thông và marketing, cho biết trường hợp của ICD Việt Nam là minh chứng cho việc doanh nghiệp sản xuất, vật tư công nghiệp, vốn thường bị xem là ít ưu tiên đầu tư cho marketing số, hoàn toàn có thể khai thác hiệu quả kênh online nếu được đồng hành bởi một đối tác hiểu rõ đặc thù ngành hàng và biết cách ứng dụng công nghệ đúng chỗ.</w:t>
       </w:r>
     </w:p>
@@ -275,6 +332,10 @@
         <w:jc w:val="both"/>
       </w:pPr>
       <w:r>
+        <w:rPr>
+          <w:b w:val="false"/>
+          <w:bCs w:val="false"/>
+        </w:rPr>
         <w:t xml:space="preserve">Theo ông Hiếu, một trong những sai lầm phổ biến của doanh nghiệp B2B khi làm SEO là tập trung vào những từ khoá có lượng tìm kiếm lớn nhưng không đúng với nhu cầu thực sự của khách hàng mục tiêu.</w:t>
       </w:r>
     </w:p>
@@ -284,6 +345,10 @@
         <w:jc w:val="both"/>
       </w:pPr>
       <w:r>
+        <w:rPr>
+          <w:b w:val="false"/>
+          <w:bCs w:val="false"/>
+        </w:rPr>
         <w:t xml:space="preserve">Với ICD Việt Nam, đội ngũ Digicom đã ưu tiên nhóm từ khoá gắn liền với nhu cầu tìm kiếm thực tế của khách hàng doanh nghiệp trong ngành vật tư đóng gói, giúp website tiếp cận đúng đối tượng có khả năng chuyển đổi thành đơn hàng, thay vì chạy theo lượng truy cập không mang lại giá trị kinh doanh.</w:t>
       </w:r>
     </w:p>
@@ -362,6 +427,10 @@
         <w:jc w:val="both"/>
       </w:pPr>
       <w:r>
+        <w:rPr>
+          <w:b w:val="false"/>
+          <w:bCs w:val="false"/>
+        </w:rPr>
         <w:t xml:space="preserve">Đồng Nai là một trong những địa phương tập trung nhiều khu công nghiệp và doanh nghiệp sản xuất, vật tư công nghiệp lớn của cả nước, nhưng phần lớn các doanh nghiệp trong nhóm này vẫn quen với cách tiếp cận khách hàng truyền thống qua mối quan hệ và kênh phân phối trực tiếp.</w:t>
       </w:r>
     </w:p>
@@ -371,6 +440,10 @@
         <w:jc w:val="both"/>
       </w:pPr>
       <w:r>
+        <w:rPr>
+          <w:b w:val="false"/>
+          <w:bCs w:val="false"/>
+        </w:rPr>
         <w:t xml:space="preserve">Trường hợp của ICD Việt Nam cho thấy, ngay cả trong những ngành hàng mang tính kỹ thuật và ít phụ thuộc vào yếu tố cảm xúc như vật tư đóng gói công nghiệp, việc đầu tư bài bản cho kênh online vẫn mang lại hiệu quả rõ rệt nếu được triển khai đúng cách.</w:t>
       </w:r>
     </w:p>
@@ -380,6 +453,10 @@
         <w:jc w:val="both"/>
       </w:pPr>
       <w:r>
+        <w:rPr>
+          <w:b w:val="false"/>
+          <w:bCs w:val="false"/>
+        </w:rPr>
         <w:t xml:space="preserve">Theo ước tính của McKinsey, việc tự động hoá quy trình truyền thông bằng AI có thể giúp doanh nghiệp tiết kiệm trung bình 30 đến 40% chi phí vận hành, một tỷ lệ đáng kể với các doanh nghiệp sản xuất vốn có biên lợi nhuận không cao.</w:t>
       </w:r>
     </w:p>
@@ -397,6 +474,10 @@
         <w:jc w:val="both"/>
       </w:pPr>
       <w:r>
+        <w:rPr>
+          <w:b w:val="false"/>
+          <w:bCs w:val="false"/>
+        </w:rPr>
         <w:t xml:space="preserve">Ông Lê Văn Thăng cho biết, ngoài lượng khách hàng mới tìm đến qua website, một lợi ích khác mà ICD Việt Nam nhận thấy là uy tín thương hiệu được củng cố khi đối tác, khách hàng cũ tra cứu thông tin công ty trên Google và thấy hình ảnh chuyên nghiệp, nội dung được cập nhật thường xuyên.</w:t>
       </w:r>
     </w:p>
@@ -406,6 +487,10 @@
         <w:jc w:val="both"/>
       </w:pPr>
       <w:r>
+        <w:rPr>
+          <w:b w:val="false"/>
+          <w:bCs w:val="false"/>
+        </w:rPr>
         <w:t xml:space="preserve">Đây là yếu tố gián tiếp nhưng có tác động không nhỏ đến quyết định hợp tác của các đối tác doanh nghiệp, đặc biệt trong lĩnh vực B2B nơi việc thẩm định năng lực nhà cung cấp thường được thực hiện kỹ lưỡng trước khi ký kết hợp đồng.</w:t>
       </w:r>
     </w:p>
@@ -415,6 +500,10 @@
         <w:jc w:val="both"/>
       </w:pPr>
       <w:r>
+        <w:rPr>
+          <w:b w:val="false"/>
+          <w:bCs w:val="false"/>
+        </w:rPr>
         <w:t xml:space="preserve">Ông Lê Văn Thăng khẳng định sự hài lòng của ICD Việt Nam không chỉ đến từ kết quả về mặt số liệu, mà còn từ cách đội ngũ Digicom duy trì báo cáo minh bạch và chủ động đề xuất cải tiến hằng tháng.</w:t>
       </w:r>
     </w:p>
@@ -424,6 +513,10 @@
         <w:jc w:val="both"/>
       </w:pPr>
       <w:r>
+        <w:rPr>
+          <w:b w:val="false"/>
+          <w:bCs w:val="false"/>
+        </w:rPr>
         <w:t xml:space="preserve">Câu chuyện của ICD Việt Nam cũng cho thấy xu hướng ứng dụng AI vào dịch vụ số không còn là lợi thế của riêng các doanh nghiệp công nghệ, mà đang dần trở thành công cụ hữu ích cho cả những ngành sản xuất truyền thống, miễn là được triển khai bởi một đối tác hiểu đúng bài toán kinh doanh của khách hàng.</w:t>
       </w:r>
     </w:p>

--- a/bai-pr/2026/07/05-baodongnai-case-study-icd-viet-nam.docx
+++ b/bai-pr/2026/07/05-baodongnai-case-study-icd-viet-nam.docx
@@ -7,7 +7,7 @@
         <w:pStyle w:val="Heading1"/>
       </w:pPr>
       <w:r>
-        <w:t xml:space="preserve">DigicomVN đồng hành cùng ICD Việt Nam xây dựng website và automation truyền thông cho ngành vật tư công nghiệp</w:t>
+        <w:t xml:space="preserve">DigicomVN đồng hành cùng ICD Việt Nam trong chiến lược booking báo chí và automation truyền thông</w:t>
       </w:r>
     </w:p>
     <w:p>
@@ -20,7 +20,7 @@
           <w:b/>
           <w:bCs/>
         </w:rPr>
-        <w:t xml:space="preserve">ICD Việt Nam, doanh nghiệp hoạt động trong lĩnh vực vật tư đóng gói công nghiệp, đã thay đổi cách vận hành website và truyền thông sau khi hợp tác cùng Digicom. Câu chuyện này cho thấy automation ứng dụng AI có thể mang lại hiệu quả cụ thể ngay cả với những ngành hàng mang tính kỹ thuật.</w:t>
+        <w:t xml:space="preserve">ICD Việt Nam, doanh nghiệp hoạt động trong lĩnh vực vật tư đóng gói công nghiệp, gần như không xuất hiện trên báo chí trước khi hợp tác cùng DigicomVN triển khai dịch vụ booking báo chí kết hợp automation. Câu chuyện này cho thấy việc xây dựng hiện diện trên báo chí có thể mang lại hiệu quả cụ thể ngay cả với ngành hàng kỹ thuật.</w:t>
       </w:r>
     </w:p>
     <w:p>
@@ -33,7 +33,7 @@
           <wp:inline distT="0" distB="0" distL="0" distR="0">
             <wp:extent cx="4572000" cy="3048000"/>
             <wp:effectExtent t="0" r="0" b="0" l="0"/>
-            <wp:docPr id="1" name="Anh minh hoa" descr="Ảnh minh họa: Doanh nghiệp trong lĩnh vực vật tư, sản xuất công nghiệp cũng có thể ứng dụng automation cho website và truyền thông." title="Anh minh hoa"/>
+            <wp:docPr id="1" name="Anh minh hoa" descr="Ảnh minh họa: Doanh nghiệp sản xuất, vật tư công nghiệp là nhóm ngành ít được nhắc đến trên báo chí, cần chiến lược booking báo chí bài bản." title="Anh minh hoa"/>
             <wp:cNvGraphicFramePr>
               <a:graphicFrameLocks xmlns:a="http://schemas.openxmlformats.org/drawingml/2006/main" noChangeAspect="1"/>
             </wp:cNvGraphicFramePr>
@@ -81,7 +81,7 @@
           <w:sz w:val="20"/>
           <w:szCs w:val="20"/>
         </w:rPr>
-        <w:t xml:space="preserve">Ảnh minh họa: Doanh nghiệp trong lĩnh vực vật tư, sản xuất công nghiệp cũng có thể ứng dụng automation cho website và truyền thông.</w:t>
+        <w:t xml:space="preserve">Ảnh minh họa: Doanh nghiệp sản xuất, vật tư công nghiệp là nhóm ngành ít được nhắc đến trên báo chí, cần chiến lược booking báo chí bài bản.</w:t>
       </w:r>
     </w:p>
     <w:p>
@@ -89,46 +89,33 @@
         <w:pStyle w:val="Heading2"/>
       </w:pPr>
       <w:r>
-        <w:t xml:space="preserve">Bài toán vận hành của doanh nghiệp sản xuất</w:t>
-      </w:r>
-    </w:p>
-    <w:p>
-      <w:pPr>
-        <w:spacing w:after="200"/>
-        <w:jc w:val="both"/>
-      </w:pPr>
-      <w:r>
-        <w:rPr>
-          <w:b w:val="false"/>
-          <w:bCs w:val="false"/>
-        </w:rPr>
-        <w:t xml:space="preserve">Không phải doanh nghiệp nào cũng có đội ngũ nội bộ đủ nhân sự để tự vận hành website và cập nhật nội dung truyền thông đều đặn.</w:t>
-      </w:r>
-    </w:p>
-    <w:p>
-      <w:pPr>
-        <w:spacing w:after="200"/>
-        <w:jc w:val="both"/>
-      </w:pPr>
-      <w:r>
-        <w:rPr>
-          <w:b w:val="false"/>
-          <w:bCs w:val="false"/>
-        </w:rPr>
-        <w:t xml:space="preserve">Với nhiều doanh nghiệp sản xuất và vật tư công nghiệp, việc tìm một đối tác giúp tự động hoá phần việc này thường không dễ dàng, bởi phần lớn nhà cung cấp chỉ mạnh ở một hạng mục kỹ thuật cụ thể mà thiếu cái nhìn tổng thể về vận hành.</w:t>
-      </w:r>
-    </w:p>
-    <w:p>
-      <w:pPr>
-        <w:spacing w:after="200"/>
-        <w:jc w:val="both"/>
-      </w:pPr>
-      <w:r>
-        <w:rPr>
-          <w:b w:val="false"/>
-          <w:bCs w:val="false"/>
-        </w:rPr>
-        <w:t xml:space="preserve">Số liệu công bố trên VnEconomy cho thấy tỷ lệ doanh nghiệp Việt Nam có website hiện chỉ khoảng 44%, và tỷ lệ này ở khối doanh nghiệp sản xuất, vật tư công nghiệp thường còn thấp hơn mặt bằng chung do đặc thù ít ưu tiên đầu tư cho kênh online.</w:t>
+        <w:t xml:space="preserve">Bài toán hiện diện thương hiệu của doanh nghiệp sản xuất</w:t>
+      </w:r>
+    </w:p>
+    <w:p>
+      <w:pPr>
+        <w:spacing w:after="200"/>
+        <w:jc w:val="both"/>
+      </w:pPr>
+      <w:r>
+        <w:rPr>
+          <w:b w:val="false"/>
+          <w:bCs w:val="false"/>
+        </w:rPr>
+        <w:t xml:space="preserve">Không phải doanh nghiệp nào cũng có đội ngũ nội bộ đủ nhân sự để tự xây dựng quan hệ báo chí và duy trì hiện diện thương hiệu đều đặn trên các kênh truyền thông.</w:t>
+      </w:r>
+    </w:p>
+    <w:p>
+      <w:pPr>
+        <w:spacing w:after="200"/>
+        <w:jc w:val="both"/>
+      </w:pPr>
+      <w:r>
+        <w:rPr>
+          <w:b w:val="false"/>
+          <w:bCs w:val="false"/>
+        </w:rPr>
+        <w:t xml:space="preserve">Với nhiều doanh nghiệp sản xuất và vật tư công nghiệp, nhóm ngành thường ít được nhắc đến trên báo chí so với ngành tiêu dùng, việc tìm một đối tác giúp xây dựng hiện diện thương hiệu bài bản càng trở nên cần thiết.</w:t>
       </w:r>
     </w:p>
     <w:p>
@@ -136,15 +123,62 @@
         <w:pStyle w:val="Heading2"/>
       </w:pPr>
       <w:r>
-        <w:t xml:space="preserve">ICD Việt Nam trước khi hợp tác với Digicom</w:t>
-      </w:r>
-    </w:p>
-    <w:p>
-      <w:pPr>
-        <w:spacing w:after="200"/>
-        <w:jc w:val="both"/>
-      </w:pPr>
-      <w:hyperlink w:history="1" r:id="rIdp5piytkqhjutfzthmzgon">
+        <w:t xml:space="preserve">Vì sao doanh nghiệp B2B kỹ thuật ít xuất hiện trên báo chí</w:t>
+      </w:r>
+    </w:p>
+    <w:p>
+      <w:pPr>
+        <w:spacing w:after="200"/>
+        <w:jc w:val="both"/>
+      </w:pPr>
+      <w:r>
+        <w:rPr>
+          <w:b w:val="false"/>
+          <w:bCs w:val="false"/>
+        </w:rPr>
+        <w:t xml:space="preserve">Theo giới làm truyền thông, báo chí thường ưu tiên những câu chuyện có yếu tố đại chúng, dễ tiếp cận độc giả phổ thông, trong khi sản phẩm của doanh nghiệp B2B kỹ thuật như vật tư đóng gói công nghiệp thường khó kể thành một câu chuyện hấp dẫn nếu không có góc tiếp cận phù hợp.</w:t>
+      </w:r>
+    </w:p>
+    <w:p>
+      <w:pPr>
+        <w:spacing w:after="200"/>
+        <w:jc w:val="both"/>
+      </w:pPr>
+      <w:r>
+        <w:rPr>
+          <w:b w:val="false"/>
+          <w:bCs w:val="false"/>
+        </w:rPr>
+        <w:t xml:space="preserve">Đây là lý do nhiều doanh nghiệp trong ngành này, kể cả khi hoạt động ổn định và có doanh thu tốt, vẫn gần như vô hình trên báo chí và các công cụ tìm kiếm, khiến khách hàng tiềm năng khó xác thực thông tin khi tìm hiểu đối tác mới.</w:t>
+      </w:r>
+    </w:p>
+    <w:p>
+      <w:pPr>
+        <w:spacing w:after="200"/>
+        <w:jc w:val="both"/>
+      </w:pPr>
+      <w:r>
+        <w:rPr>
+          <w:b w:val="false"/>
+          <w:bCs w:val="false"/>
+        </w:rPr>
+        <w:t xml:space="preserve">Điều này đặt ra yêu cầu về việc tìm đúng góc tiếp cận, chẳng hạn gắn sản phẩm với ứng dụng thực tế hoặc xu hướng ngành, thay vì chỉ đăng thông cáo báo chí thuần kỹ thuật.</w:t>
+      </w:r>
+    </w:p>
+    <w:p>
+      <w:pPr>
+        <w:pStyle w:val="Heading2"/>
+      </w:pPr>
+      <w:r>
+        <w:t xml:space="preserve">ICD Việt Nam trước khi hợp tác với DigicomVN</w:t>
+      </w:r>
+    </w:p>
+    <w:p>
+      <w:pPr>
+        <w:spacing w:after="200"/>
+        <w:jc w:val="both"/>
+      </w:pPr>
+      <w:hyperlink w:history="1" r:id="rIdvg4-qxeej51w4ldg7mp3c">
         <w:r>
           <w:rPr>
             <w:rStyle w:val="Hyperlink"/>
@@ -159,42 +193,42 @@
           <w:b w:val="false"/>
           <w:bCs w:val="false"/>
         </w:rPr>
-        <w:t xml:space="preserve">, doanh nghiệp hoạt động trong lĩnh vực vật tư đóng gói công nghiệp, là một ví dụ điển hình cho câu chuyện này.</w:t>
-      </w:r>
-    </w:p>
-    <w:p>
-      <w:pPr>
-        <w:spacing w:after="200"/>
-        <w:jc w:val="both"/>
-      </w:pPr>
-      <w:r>
-        <w:rPr>
-          <w:b w:val="false"/>
-          <w:bCs w:val="false"/>
-        </w:rPr>
-        <w:t xml:space="preserve">Trước khi hợp tác với đối tác dịch vụ số hiện tại, ICD Việt Nam từng gặp tình trạng website tải chậm, khó cập nhật nội dung và gần như không xuất hiện trên kết quả tìm kiếm liên quan đến ngành hàng của mình, dù sản phẩm và dịch vụ thực tế không hề thua kém đối thủ cạnh tranh.</w:t>
-      </w:r>
-    </w:p>
-    <w:p>
-      <w:pPr>
-        <w:spacing w:after="200"/>
-        <w:jc w:val="both"/>
-      </w:pPr>
-      <w:r>
-        <w:rPr>
-          <w:b w:val="false"/>
-          <w:bCs w:val="false"/>
-        </w:rPr>
-        <w:t xml:space="preserve">Ông Lê Văn Thăng, Giám đốc ICD Việt Nam, cho biết bước ngoặt đến khi doanh nghiệp quyết định giao website và quy trình marketing, truyền thông automation về một đầu mối duy nhất là </w:t>
-      </w:r>
-      <w:hyperlink w:history="1" r:id="rIdlzocvtvnggs_-rhcrmfvo">
+        <w:t xml:space="preserve">, doanh nghiệp hoạt động trong lĩnh vực vật tư đóng gói công nghiệp, là một ví dụ điển hình cho bài toán này trước khi hợp tác với DigicomVN.</w:t>
+      </w:r>
+    </w:p>
+    <w:p>
+      <w:pPr>
+        <w:spacing w:after="200"/>
+        <w:jc w:val="both"/>
+      </w:pPr>
+      <w:r>
+        <w:rPr>
+          <w:b w:val="false"/>
+          <w:bCs w:val="false"/>
+        </w:rPr>
+        <w:t xml:space="preserve">Trước đó, ICD Việt Nam gần như không xuất hiện trên báo chí, khiến khách hàng tiềm năng khó tìm thấy thông tin xác thực về doanh nghiệp khi tra cứu trên Google hoặc hỏi trực tiếp các công cụ tìm kiếm AI.</w:t>
+      </w:r>
+    </w:p>
+    <w:p>
+      <w:pPr>
+        <w:spacing w:after="200"/>
+        <w:jc w:val="both"/>
+      </w:pPr>
+      <w:r>
+        <w:rPr>
+          <w:b w:val="false"/>
+          <w:bCs w:val="false"/>
+        </w:rPr>
+        <w:t xml:space="preserve">Ông Lê Văn Thăng, Giám đốc ICD Việt Nam, cho biết bước ngoặt đến khi doanh nghiệp quyết định hợp tác cùng </w:t>
+      </w:r>
+      <w:hyperlink w:history="1" r:id="rIds04mz5qvi9vadnjgbgzzm">
         <w:r>
           <w:rPr>
             <w:rStyle w:val="Hyperlink"/>
             <w:b/>
             <w:bCs/>
           </w:rPr>
-          <w:t xml:space="preserve">Digicom</w:t>
+          <w:t xml:space="preserve">DigicomVN</w:t>
         </w:r>
       </w:hyperlink>
       <w:r>
@@ -202,20 +236,101 @@
           <w:b w:val="false"/>
           <w:bCs w:val="false"/>
         </w:rPr>
-        <w:t xml:space="preserve">.</w:t>
-      </w:r>
-    </w:p>
-    <w:p>
-      <w:pPr>
-        <w:spacing w:after="200"/>
-        <w:jc w:val="both"/>
-      </w:pPr>
-      <w:r>
-        <w:rPr>
-          <w:b w:val="false"/>
-          <w:bCs w:val="false"/>
-        </w:rPr>
-        <w:t xml:space="preserve">Theo ông Thăng, điều khiến ICD Việt Nam lựa chọn Digicom là cách đội ngũ này ứng dụng trí tuệ nhân tạo (AI) để tự động hoá phần lớn công việc truyền thông lặp lại, giúp doanh nghiệp không phải tăng thêm nhân sự cho mảng này.</w:t>
+        <w:t xml:space="preserve"> để triển khai dịch vụ booking báo chí và automation truyền thông một cách bài bản.</w:t>
+      </w:r>
+    </w:p>
+    <w:p>
+      <w:pPr>
+        <w:spacing w:after="200"/>
+        <w:jc w:val="both"/>
+      </w:pPr>
+      <w:r>
+        <w:rPr>
+          <w:b w:val="false"/>
+          <w:bCs w:val="false"/>
+        </w:rPr>
+        <w:t xml:space="preserve">Theo ông Thăng, điều khiến ICD Việt Nam lựa chọn DigicomVN là cách đội ngũ này ứng dụng trí tuệ nhân tạo vào việc lên kế hoạch booking báo, lựa chọn đầu báo phù hợp với ngành hàng và theo dõi hiệu quả sau mỗi đợt đăng bài.</w:t>
+      </w:r>
+    </w:p>
+    <w:p>
+      <w:pPr>
+        <w:spacing w:after="200"/>
+        <w:jc w:val="both"/>
+      </w:pPr>
+      <w:r>
+        <w:rPr>
+          <w:b w:val="false"/>
+          <w:bCs w:val="false"/>
+        </w:rPr>
+        <w:t xml:space="preserve">Cụ thể, sau khi tiếp nhận hoạt động truyền thông của ICD Việt Nam, đội ngũ DigicomVN đã xây dựng lịch booking báo chí định kỳ trên nhiều đầu báo điện tử, đồng thời tự động hoá việc theo dõi tiến độ đăng bài và tổng hợp báo cáo.</w:t>
+      </w:r>
+    </w:p>
+    <w:p>
+      <w:pPr>
+        <w:spacing w:after="200"/>
+        <w:jc w:val="both"/>
+      </w:pPr>
+      <w:r>
+        <w:rPr>
+          <w:b w:val="false"/>
+          <w:bCs w:val="false"/>
+        </w:rPr>
+        <w:t xml:space="preserve">Ông Thăng cho biết chỉ sau vài tháng triển khai, lượng khách hàng chủ động tìm đến ICD Việt Nam qua các kênh tìm kiếm tăng rõ rệt, một phần nhờ thương hiệu xuất hiện thường xuyên hơn trên báo chí.</w:t>
+      </w:r>
+    </w:p>
+    <w:p>
+      <w:pPr>
+        <w:pStyle w:val="Heading2"/>
+      </w:pPr>
+      <w:r>
+        <w:t xml:space="preserve">Cách tiếp cận báo chí khác biệt</w:t>
+      </w:r>
+    </w:p>
+    <w:p>
+      <w:pPr>
+        <w:spacing w:after="200"/>
+        <w:jc w:val="both"/>
+      </w:pPr>
+      <w:r>
+        <w:rPr>
+          <w:b w:val="false"/>
+          <w:bCs w:val="false"/>
+        </w:rPr>
+        <w:t xml:space="preserve">Ông Đỗ Xuân Hiếu, Giám đốc DigicomVN (CÔNG TY TNHH DỊCH VỤ TRUYỀN THÔNG DIGITO COMBAT), người có gần 15 năm kinh nghiệm trong lĩnh vực truyền thông và marketing, cho biết một trong những sai lầm phổ biến của doanh nghiệp B2B là chỉ tập trung vào quảng cáo trả phí mà bỏ qua việc xây dựng hiện diện lâu dài trên báo chí uy tín.</w:t>
+      </w:r>
+    </w:p>
+    <w:p>
+      <w:pPr>
+        <w:spacing w:after="200"/>
+        <w:jc w:val="both"/>
+      </w:pPr>
+      <w:r>
+        <w:rPr>
+          <w:b w:val="false"/>
+          <w:bCs w:val="false"/>
+        </w:rPr>
+        <w:t xml:space="preserve">Với ICD Việt Nam, đội ngũ DigicomVN đã ưu tiên các đầu báo có độ uy tín cao và phù hợp với ngành vật tư công nghiệp, thay vì đăng tràn lan trên nhiều báo không liên quan đến lĩnh vực hoạt động.</w:t>
+      </w:r>
+    </w:p>
+    <w:p>
+      <w:pPr>
+        <w:pStyle w:val="Heading2"/>
+      </w:pPr>
+      <w:r>
+        <w:t xml:space="preserve">Đồng Nai và bài toán chung của khu công nghiệp</w:t>
+      </w:r>
+    </w:p>
+    <w:p>
+      <w:pPr>
+        <w:spacing w:after="200"/>
+        <w:jc w:val="both"/>
+      </w:pPr>
+      <w:r>
+        <w:rPr>
+          <w:b w:val="false"/>
+          <w:bCs w:val="false"/>
+        </w:rPr>
+        <w:t xml:space="preserve">Đồng Nai là một trong những địa phương tập trung nhiều khu công nghiệp và doanh nghiệp sản xuất, vật tư công nghiệp, nhóm ngành thường gặp khó khăn trong việc xây dựng thương hiệu qua kênh báo chí do đặc thù sản phẩm mang tính kỹ thuật.</w:t>
       </w:r>
     </w:p>
     <w:p>
@@ -228,7 +343,7 @@
           <wp:inline distT="0" distB="0" distL="0" distR="0">
             <wp:extent cx="4572000" cy="3048000"/>
             <wp:effectExtent t="0" r="0" b="0" l="0"/>
-            <wp:docPr id="1" name="Anh minh hoa" descr="Ảnh minh họa: Website là kênh tiếp cận khách hàng B2B quan trọng với doanh nghiệp sản xuất, vật tư công nghiệp." title="Anh minh hoa"/>
+            <wp:docPr id="1" name="Anh minh hoa" descr="Ảnh minh họa: Khu công nghiệp Nhơn Trạch, Đồng Nai, một trong những địa phương tập trung nhiều doanh nghiệp sản xuất, vật tư công nghiệp." title="Anh minh hoa"/>
             <wp:cNvGraphicFramePr>
               <a:graphicFrameLocks xmlns:a="http://schemas.openxmlformats.org/drawingml/2006/main" noChangeAspect="1"/>
             </wp:cNvGraphicFramePr>
@@ -276,33 +391,59 @@
           <w:sz w:val="20"/>
           <w:szCs w:val="20"/>
         </w:rPr>
-        <w:t xml:space="preserve">Ảnh minh họa: Website là kênh tiếp cận khách hàng B2B quan trọng với doanh nghiệp sản xuất, vật tư công nghiệp.</w:t>
-      </w:r>
-    </w:p>
-    <w:p>
-      <w:pPr>
-        <w:spacing w:after="200"/>
-        <w:jc w:val="both"/>
-      </w:pPr>
-      <w:r>
-        <w:rPr>
-          <w:b w:val="false"/>
-          <w:bCs w:val="false"/>
-        </w:rPr>
-        <w:t xml:space="preserve">Cụ thể, sau khi tiếp nhận hoạt động truyền thông của ICD Việt Nam, đội ngũ Digicom đã xây dựng lại chiến lược nội dung dựa trên phân tích từ khoá và hành vi tìm kiếm thực tế của khách hàng trong ngành vật tư công nghiệp, đồng thời đồng bộ hình ảnh thương hiệu trên các kênh truyền thông.</w:t>
-      </w:r>
-    </w:p>
-    <w:p>
-      <w:pPr>
-        <w:spacing w:after="200"/>
-        <w:jc w:val="both"/>
-      </w:pPr>
-      <w:r>
-        <w:rPr>
-          <w:b w:val="false"/>
-          <w:bCs w:val="false"/>
-        </w:rPr>
-        <w:t xml:space="preserve">Ông Thăng cho biết chỉ sau vài tháng triển khai, lượng truy cập tìm kiếm tự nhiên vào website của ICD Việt Nam đã cải thiện rõ rệt, kéo theo số lượng khách hàng liên hệ tư vấn qua website tăng lên đáng kể so với trước.</w:t>
+        <w:t xml:space="preserve">Ảnh minh họa: Khu công nghiệp Nhơn Trạch, Đồng Nai, một trong những địa phương tập trung nhiều doanh nghiệp sản xuất, vật tư công nghiệp.</w:t>
+      </w:r>
+    </w:p>
+    <w:p>
+      <w:pPr>
+        <w:spacing w:after="200"/>
+        <w:jc w:val="both"/>
+      </w:pPr>
+      <w:r>
+        <w:rPr>
+          <w:b w:val="false"/>
+          <w:bCs w:val="false"/>
+        </w:rPr>
+        <w:t xml:space="preserve">Trường hợp của ICD Việt Nam cho thấy, ngay cả trong những ngành hàng này, việc xây dựng hiện diện bài bản trên báo chí vẫn mang lại hiệu quả cụ thể về mặt tiếp cận khách hàng.</w:t>
+      </w:r>
+    </w:p>
+    <w:p>
+      <w:pPr>
+        <w:spacing w:after="200"/>
+        <w:jc w:val="both"/>
+      </w:pPr>
+      <w:r>
+        <w:rPr>
+          <w:b w:val="false"/>
+          <w:bCs w:val="false"/>
+        </w:rPr>
+        <w:t xml:space="preserve">Theo ước tính của McKinsey, việc tự động hoá quy trình truyền thông bằng AI có thể giúp doanh nghiệp tiết kiệm trung bình 30 đến 40% chi phí vận hành so với cách làm thủ công truyền thống.</w:t>
+      </w:r>
+    </w:p>
+    <w:p>
+      <w:pPr>
+        <w:spacing w:after="200"/>
+        <w:jc w:val="both"/>
+      </w:pPr>
+      <w:r>
+        <w:rPr>
+          <w:b w:val="false"/>
+          <w:bCs w:val="false"/>
+        </w:rPr>
+        <w:t xml:space="preserve">Ông Lê Văn Thăng cho biết, ngoài lượng khách hàng mới tìm đến, một lợi ích khác mà ICD Việt Nam nhận thấy là các đối tác kinh doanh có xu hướng tin tưởng hơn khi tra cứu thông tin doanh nghiệp và thấy nhiều bài viết từ báo chí uy tín.</w:t>
+      </w:r>
+    </w:p>
+    <w:p>
+      <w:pPr>
+        <w:spacing w:after="200"/>
+        <w:jc w:val="both"/>
+      </w:pPr>
+      <w:r>
+        <w:rPr>
+          <w:b w:val="false"/>
+          <w:bCs w:val="false"/>
+        </w:rPr>
+        <w:t xml:space="preserve">Đây là yếu tố gián tiếp nhưng có tác động không nhỏ đến quyết định hợp tác của các đối tác doanh nghiệp khác.</w:t>
       </w:r>
     </w:p>
     <w:p>
@@ -310,161 +451,6 @@
         <w:pStyle w:val="Heading2"/>
       </w:pPr>
       <w:r>
-        <w:t xml:space="preserve">Cách tiếp cận SEO khác biệt</w:t>
-      </w:r>
-    </w:p>
-    <w:p>
-      <w:pPr>
-        <w:spacing w:after="200"/>
-        <w:jc w:val="both"/>
-      </w:pPr>
-      <w:r>
-        <w:rPr>
-          <w:b w:val="false"/>
-          <w:bCs w:val="false"/>
-        </w:rPr>
-        <w:t xml:space="preserve">Ông Đỗ Xuân Hiếu, Giám đốc Digicom (CÔNG TY TNHH DỊCH VỤ TRUYỀN THÔNG DIGITO COMBAT), người có gần 15 năm kinh nghiệm trong lĩnh vực truyền thông và marketing, cho biết trường hợp của ICD Việt Nam là minh chứng cho việc doanh nghiệp sản xuất, vật tư công nghiệp, vốn thường bị xem là ít ưu tiên đầu tư cho marketing số, hoàn toàn có thể khai thác hiệu quả kênh online nếu được đồng hành bởi một đối tác hiểu rõ đặc thù ngành hàng và biết cách ứng dụng công nghệ đúng chỗ.</w:t>
-      </w:r>
-    </w:p>
-    <w:p>
-      <w:pPr>
-        <w:spacing w:after="200"/>
-        <w:jc w:val="both"/>
-      </w:pPr>
-      <w:r>
-        <w:rPr>
-          <w:b w:val="false"/>
-          <w:bCs w:val="false"/>
-        </w:rPr>
-        <w:t xml:space="preserve">Theo ông Hiếu, một trong những sai lầm phổ biến của doanh nghiệp B2B khi làm SEO là tập trung vào những từ khoá có lượng tìm kiếm lớn nhưng không đúng với nhu cầu thực sự của khách hàng mục tiêu.</w:t>
-      </w:r>
-    </w:p>
-    <w:p>
-      <w:pPr>
-        <w:spacing w:after="200"/>
-        <w:jc w:val="both"/>
-      </w:pPr>
-      <w:r>
-        <w:rPr>
-          <w:b w:val="false"/>
-          <w:bCs w:val="false"/>
-        </w:rPr>
-        <w:t xml:space="preserve">Với ICD Việt Nam, đội ngũ Digicom đã ưu tiên nhóm từ khoá gắn liền với nhu cầu tìm kiếm thực tế của khách hàng doanh nghiệp trong ngành vật tư đóng gói, giúp website tiếp cận đúng đối tượng có khả năng chuyển đổi thành đơn hàng, thay vì chạy theo lượng truy cập không mang lại giá trị kinh doanh.</w:t>
-      </w:r>
-    </w:p>
-    <w:p>
-      <w:pPr>
-        <w:spacing w:after="60" w:before="120"/>
-        <w:jc w:val="center"/>
-      </w:pPr>
-      <w:r>
-        <w:drawing>
-          <wp:inline distT="0" distB="0" distL="0" distR="0">
-            <wp:extent cx="4572000" cy="3048000"/>
-            <wp:effectExtent t="0" r="0" b="0" l="0"/>
-            <wp:docPr id="1" name="Anh minh hoa" descr="Ảnh minh họa: Automation giúp doanh nghiệp công nghiệp theo dõi hiệu quả truyền thông mà không cần thêm nhân sự." title="Anh minh hoa"/>
-            <wp:cNvGraphicFramePr>
-              <a:graphicFrameLocks xmlns:a="http://schemas.openxmlformats.org/drawingml/2006/main" noChangeAspect="1"/>
-            </wp:cNvGraphicFramePr>
-            <a:graphic xmlns:a="http://schemas.openxmlformats.org/drawingml/2006/main">
-              <a:graphicData uri="http://schemas.openxmlformats.org/drawingml/2006/picture">
-                <pic:pic xmlns:pic="http://schemas.openxmlformats.org/drawingml/2006/picture">
-                  <pic:nvPicPr>
-                    <pic:cNvPr id="0" name="" descr=""/>
-                    <pic:cNvPicPr>
-                      <a:picLocks noChangeAspect="1" noChangeArrowheads="1"/>
-                    </pic:cNvPicPr>
-                  </pic:nvPicPr>
-                  <pic:blipFill>
-                    <a:blip r:embed="rId9" cstate="none"/>
-                    <a:srcRect/>
-                    <a:stretch>
-                      <a:fillRect/>
-                    </a:stretch>
-                  </pic:blipFill>
-                  <pic:spPr bwMode="auto">
-                    <a:xfrm>
-                      <a:off x="0" y="0"/>
-                      <a:ext cx="4572000" cy="3048000"/>
-                    </a:xfrm>
-                    <a:prstGeom prst="rect">
-                      <a:avLst/>
-                    </a:prstGeom>
-                  </pic:spPr>
-                </pic:pic>
-              </a:graphicData>
-            </a:graphic>
-          </wp:inline>
-        </w:drawing>
-      </w:r>
-    </w:p>
-    <w:p>
-      <w:pPr>
-        <w:spacing w:after="200"/>
-        <w:jc w:val="center"/>
-      </w:pPr>
-      <w:r>
-        <w:rPr>
-          <w:i/>
-          <w:iCs/>
-          <w:sz w:val="20"/>
-          <w:szCs w:val="20"/>
-        </w:rPr>
-        <w:t xml:space="preserve">Ảnh minh họa: Automation giúp doanh nghiệp công nghiệp theo dõi hiệu quả truyền thông mà không cần thêm nhân sự.</w:t>
-      </w:r>
-    </w:p>
-    <w:p>
-      <w:pPr>
-        <w:pStyle w:val="Heading2"/>
-      </w:pPr>
-      <w:r>
-        <w:t xml:space="preserve">Đồng Nai và bài toán chung của khu công nghiệp</w:t>
-      </w:r>
-    </w:p>
-    <w:p>
-      <w:pPr>
-        <w:spacing w:after="200"/>
-        <w:jc w:val="both"/>
-      </w:pPr>
-      <w:r>
-        <w:rPr>
-          <w:b w:val="false"/>
-          <w:bCs w:val="false"/>
-        </w:rPr>
-        <w:t xml:space="preserve">Đồng Nai là một trong những địa phương tập trung nhiều khu công nghiệp và doanh nghiệp sản xuất, vật tư công nghiệp lớn của cả nước, nhưng phần lớn các doanh nghiệp trong nhóm này vẫn quen với cách tiếp cận khách hàng truyền thống qua mối quan hệ và kênh phân phối trực tiếp.</w:t>
-      </w:r>
-    </w:p>
-    <w:p>
-      <w:pPr>
-        <w:spacing w:after="200"/>
-        <w:jc w:val="both"/>
-      </w:pPr>
-      <w:r>
-        <w:rPr>
-          <w:b w:val="false"/>
-          <w:bCs w:val="false"/>
-        </w:rPr>
-        <w:t xml:space="preserve">Trường hợp của ICD Việt Nam cho thấy, ngay cả trong những ngành hàng mang tính kỹ thuật và ít phụ thuộc vào yếu tố cảm xúc như vật tư đóng gói công nghiệp, việc đầu tư bài bản cho kênh online vẫn mang lại hiệu quả rõ rệt nếu được triển khai đúng cách.</w:t>
-      </w:r>
-    </w:p>
-    <w:p>
-      <w:pPr>
-        <w:spacing w:after="200"/>
-        <w:jc w:val="both"/>
-      </w:pPr>
-      <w:r>
-        <w:rPr>
-          <w:b w:val="false"/>
-          <w:bCs w:val="false"/>
-        </w:rPr>
-        <w:t xml:space="preserve">Theo ước tính của McKinsey, việc tự động hoá quy trình truyền thông bằng AI có thể giúp doanh nghiệp tiết kiệm trung bình 30 đến 40% chi phí vận hành, một tỷ lệ đáng kể với các doanh nghiệp sản xuất vốn có biên lợi nhuận không cao.</w:t>
-      </w:r>
-    </w:p>
-    <w:p>
-      <w:pPr>
-        <w:pStyle w:val="Heading2"/>
-      </w:pPr>
-      <w:r>
         <w:t xml:space="preserve">Kết quả và đánh giá từ ICD Việt Nam</w:t>
       </w:r>
     </w:p>
@@ -478,107 +464,20 @@
           <w:b w:val="false"/>
           <w:bCs w:val="false"/>
         </w:rPr>
-        <w:t xml:space="preserve">Ông Lê Văn Thăng cho biết, ngoài lượng khách hàng mới tìm đến qua website, một lợi ích khác mà ICD Việt Nam nhận thấy là uy tín thương hiệu được củng cố khi đối tác, khách hàng cũ tra cứu thông tin công ty trên Google và thấy hình ảnh chuyên nghiệp, nội dung được cập nhật thường xuyên.</w:t>
-      </w:r>
-    </w:p>
-    <w:p>
-      <w:pPr>
-        <w:spacing w:after="200"/>
-        <w:jc w:val="both"/>
-      </w:pPr>
-      <w:r>
-        <w:rPr>
-          <w:b w:val="false"/>
-          <w:bCs w:val="false"/>
-        </w:rPr>
-        <w:t xml:space="preserve">Đây là yếu tố gián tiếp nhưng có tác động không nhỏ đến quyết định hợp tác của các đối tác doanh nghiệp, đặc biệt trong lĩnh vực B2B nơi việc thẩm định năng lực nhà cung cấp thường được thực hiện kỹ lưỡng trước khi ký kết hợp đồng.</w:t>
-      </w:r>
-    </w:p>
-    <w:p>
-      <w:pPr>
-        <w:spacing w:after="200"/>
-        <w:jc w:val="both"/>
-      </w:pPr>
-      <w:r>
-        <w:rPr>
-          <w:b w:val="false"/>
-          <w:bCs w:val="false"/>
-        </w:rPr>
-        <w:t xml:space="preserve">Ông Lê Văn Thăng khẳng định sự hài lòng của ICD Việt Nam không chỉ đến từ kết quả về mặt số liệu, mà còn từ cách đội ngũ Digicom duy trì báo cáo minh bạch và chủ động đề xuất cải tiến hằng tháng.</w:t>
-      </w:r>
-    </w:p>
-    <w:p>
-      <w:pPr>
-        <w:spacing w:after="200"/>
-        <w:jc w:val="both"/>
-      </w:pPr>
-      <w:r>
-        <w:rPr>
-          <w:b w:val="false"/>
-          <w:bCs w:val="false"/>
-        </w:rPr>
-        <w:t xml:space="preserve">Câu chuyện của ICD Việt Nam cũng cho thấy xu hướng ứng dụng AI vào dịch vụ số không còn là lợi thế của riêng các doanh nghiệp công nghệ, mà đang dần trở thành công cụ hữu ích cho cả những ngành sản xuất truyền thống, miễn là được triển khai bởi một đối tác hiểu đúng bài toán kinh doanh của khách hàng.</w:t>
-      </w:r>
-    </w:p>
-    <w:p>
-      <w:pPr>
-        <w:spacing w:after="60" w:before="120"/>
-        <w:jc w:val="center"/>
-      </w:pPr>
-      <w:r>
-        <w:drawing>
-          <wp:inline distT="0" distB="0" distL="0" distR="0">
-            <wp:extent cx="4572000" cy="3048000"/>
-            <wp:effectExtent t="0" r="0" b="0" l="0"/>
-            <wp:docPr id="1" name="Anh minh hoa" descr="Ảnh minh họa: Automation giúp xác định đúng nhóm khách hàng mục tiêu, tiết kiệm chi phí truyền thông." title="Anh minh hoa"/>
-            <wp:cNvGraphicFramePr>
-              <a:graphicFrameLocks xmlns:a="http://schemas.openxmlformats.org/drawingml/2006/main" noChangeAspect="1"/>
-            </wp:cNvGraphicFramePr>
-            <a:graphic xmlns:a="http://schemas.openxmlformats.org/drawingml/2006/main">
-              <a:graphicData uri="http://schemas.openxmlformats.org/drawingml/2006/picture">
-                <pic:pic xmlns:pic="http://schemas.openxmlformats.org/drawingml/2006/picture">
-                  <pic:nvPicPr>
-                    <pic:cNvPr id="0" name="" descr=""/>
-                    <pic:cNvPicPr>
-                      <a:picLocks noChangeAspect="1" noChangeArrowheads="1"/>
-                    </pic:cNvPicPr>
-                  </pic:nvPicPr>
-                  <pic:blipFill>
-                    <a:blip r:embed="rId10" cstate="none"/>
-                    <a:srcRect/>
-                    <a:stretch>
-                      <a:fillRect/>
-                    </a:stretch>
-                  </pic:blipFill>
-                  <pic:spPr bwMode="auto">
-                    <a:xfrm>
-                      <a:off x="0" y="0"/>
-                      <a:ext cx="4572000" cy="3048000"/>
-                    </a:xfrm>
-                    <a:prstGeom prst="rect">
-                      <a:avLst/>
-                    </a:prstGeom>
-                  </pic:spPr>
-                </pic:pic>
-              </a:graphicData>
-            </a:graphic>
-          </wp:inline>
-        </w:drawing>
-      </w:r>
-    </w:p>
-    <w:p>
-      <w:pPr>
-        <w:spacing w:after="200"/>
-        <w:jc w:val="center"/>
-      </w:pPr>
-      <w:r>
-        <w:rPr>
-          <w:i/>
-          <w:iCs/>
-          <w:sz w:val="20"/>
-          <w:szCs w:val="20"/>
-        </w:rPr>
-        <w:t xml:space="preserve">Ảnh minh họa: Automation giúp xác định đúng nhóm khách hàng mục tiêu, tiết kiệm chi phí truyền thông.</w:t>
+        <w:t xml:space="preserve">Ông Lê Văn Thăng khẳng định sự hài lòng của ICD Việt Nam không chỉ đến từ số liệu, mà còn từ cách đội ngũ DigicomVN luôn minh bạch, chủ động báo cáo tiến độ từng đợt booking báo chí.</w:t>
+      </w:r>
+    </w:p>
+    <w:p>
+      <w:pPr>
+        <w:spacing w:after="200"/>
+        <w:jc w:val="both"/>
+      </w:pPr>
+      <w:r>
+        <w:rPr>
+          <w:b w:val="false"/>
+          <w:bCs w:val="false"/>
+        </w:rPr>
+        <w:t xml:space="preserve">Câu chuyện của ICD Việt Nam cũng cho thấy xu hướng ứng dụng AI vào dịch vụ booking báo chí và truyền thông không còn là lợi thế của riêng các thương hiệu lớn, mà đang dần trở thành lựa chọn khả thi cho cả doanh nghiệp vừa và nhỏ.</w:t>
       </w:r>
     </w:p>
     <w:sectPr>

--- a/bai-pr/2026/07/05-baodongnai-case-study-icd-viet-nam.docx
+++ b/bai-pr/2026/07/05-baodongnai-case-study-icd-viet-nam.docx
@@ -178,7 +178,7 @@
         <w:spacing w:after="200"/>
         <w:jc w:val="both"/>
       </w:pPr>
-      <w:hyperlink w:history="1" r:id="rIdvg4-qxeej51w4ldg7mp3c">
+      <w:hyperlink w:history="1" r:id="rIdumhlnva9utuv2hfkf5fov">
         <w:r>
           <w:rPr>
             <w:rStyle w:val="Hyperlink"/>
@@ -221,7 +221,7 @@
         </w:rPr>
         <w:t xml:space="preserve">Ông Lê Văn Thăng, Giám đốc ICD Việt Nam, cho biết bước ngoặt đến khi doanh nghiệp quyết định hợp tác cùng </w:t>
       </w:r>
-      <w:hyperlink w:history="1" r:id="rIds04mz5qvi9vadnjgbgzzm">
+      <w:hyperlink w:history="1" r:id="rIdjf0rfh6ctz4owpzba4_wm">
         <w:r>
           <w:rPr>
             <w:rStyle w:val="Hyperlink"/>
@@ -480,6 +480,133 @@
         <w:t xml:space="preserve">Câu chuyện của ICD Việt Nam cũng cho thấy xu hướng ứng dụng AI vào dịch vụ booking báo chí và truyền thông không còn là lợi thế của riêng các thương hiệu lớn, mà đang dần trở thành lựa chọn khả thi cho cả doanh nghiệp vừa và nhỏ.</w:t>
       </w:r>
     </w:p>
+    <w:p>
+      <w:pPr>
+        <w:spacing w:before="200"/>
+      </w:pPr>
+    </w:p>
+    <w:tbl>
+      <w:tblPr>
+        <w:tblW w:type="dxa" w:w="9026"/>
+        <w:tblBorders>
+          <w:top w:val="single" w:color="auto" w:sz="4"/>
+          <w:left w:val="single" w:color="auto" w:sz="4"/>
+          <w:bottom w:val="single" w:color="auto" w:sz="4"/>
+          <w:right w:val="single" w:color="auto" w:sz="4"/>
+          <w:insideH w:val="single" w:color="auto" w:sz="4"/>
+          <w:insideV w:val="single" w:color="auto" w:sz="4"/>
+        </w:tblBorders>
+      </w:tblPr>
+      <w:tblGrid>
+        <w:gridCol w:w="9026"/>
+      </w:tblGrid>
+      <w:tr>
+        <w:tc>
+          <w:tcPr>
+            <w:tcW w:type="dxa" w:w="9026"/>
+            <w:tcBorders>
+              <w:top w:val="single" w:color="999999" w:sz="4"/>
+              <w:left w:val="single" w:color="999999" w:sz="4"/>
+              <w:bottom w:val="single" w:color="999999" w:sz="4"/>
+              <w:right w:val="single" w:color="999999" w:sz="4"/>
+            </w:tcBorders>
+            <w:shd w:fill="F2F2F2" w:val="clear"/>
+            <w:tcMar>
+              <w:top w:type="dxa" w:w="160"/>
+              <w:left w:type="dxa" w:w="200"/>
+              <w:bottom w:type="dxa" w:w="160"/>
+              <w:right w:type="dxa" w:w="200"/>
+            </w:tcMar>
+          </w:tcPr>
+          <w:p>
+            <w:pPr>
+              <w:spacing w:after="120"/>
+            </w:pPr>
+            <w:r>
+              <w:rPr>
+                <w:b/>
+                <w:bCs/>
+                <w:sz w:val="26"/>
+                <w:szCs w:val="26"/>
+              </w:rPr>
+              <w:t xml:space="preserve">Về DigicomVN</w:t>
+            </w:r>
+          </w:p>
+          <w:p>
+            <w:pPr>
+              <w:spacing w:after="60"/>
+            </w:pPr>
+            <w:r>
+              <w:rPr>
+                <w:b/>
+                <w:bCs/>
+              </w:rPr>
+              <w:t xml:space="preserve">Tên pháp nhân: </w:t>
+            </w:r>
+            <w:r>
+              <w:t xml:space="preserve">Công ty TNHH Dịch vụ Truyền thông Digito Combat</w:t>
+            </w:r>
+          </w:p>
+          <w:p>
+            <w:pPr>
+              <w:spacing w:after="60"/>
+            </w:pPr>
+            <w:r>
+              <w:rPr>
+                <w:b/>
+                <w:bCs/>
+              </w:rPr>
+              <w:t xml:space="preserve">Website: </w:t>
+            </w:r>
+            <w:r>
+              <w:t xml:space="preserve">https://digicomvn.com</w:t>
+            </w:r>
+          </w:p>
+          <w:p>
+            <w:pPr>
+              <w:spacing w:after="60"/>
+            </w:pPr>
+            <w:r>
+              <w:rPr>
+                <w:b/>
+                <w:bCs/>
+              </w:rPr>
+              <w:t xml:space="preserve">Hotline: </w:t>
+            </w:r>
+            <w:r>
+              <w:t xml:space="preserve">0988 769 317</w:t>
+            </w:r>
+          </w:p>
+          <w:p>
+            <w:pPr>
+              <w:spacing w:after="60"/>
+            </w:pPr>
+            <w:r>
+              <w:rPr>
+                <w:b/>
+                <w:bCs/>
+              </w:rPr>
+              <w:t xml:space="preserve">Email: </w:t>
+            </w:r>
+            <w:r>
+              <w:t xml:space="preserve">info@digicomvn.com</w:t>
+            </w:r>
+          </w:p>
+          <w:p>
+            <w:r>
+              <w:rPr>
+                <w:b/>
+                <w:bCs/>
+              </w:rPr>
+              <w:t xml:space="preserve">Địa chỉ: </w:t>
+            </w:r>
+            <w:r>
+              <w:t xml:space="preserve">Số 200, Đường 3.1, KĐT Gamuda Garden, P. Trần Phú, Q. Hoàng Mai, Hà Nội</w:t>
+            </w:r>
+          </w:p>
+        </w:tc>
+      </w:tr>
+    </w:tbl>
     <w:sectPr>
       <w:pgSz w:w="11906" w:h="16838" w:orient="portrait"/>
       <w:pgMar w:top="1440" w:right="1440" w:bottom="1440" w:left="1440" w:header="708" w:footer="708" w:gutter="0"/>

--- a/bai-pr/2026/07/05-baodongnai-case-study-icd-viet-nam.docx
+++ b/bai-pr/2026/07/05-baodongnai-case-study-icd-viet-nam.docx
@@ -178,7 +178,7 @@
         <w:spacing w:after="200"/>
         <w:jc w:val="both"/>
       </w:pPr>
-      <w:hyperlink w:history="1" r:id="rIdumhlnva9utuv2hfkf5fov">
+      <w:hyperlink w:history="1" r:id="rIdlypazrxn-fgrpoxwmptft">
         <w:r>
           <w:rPr>
             <w:rStyle w:val="Hyperlink"/>
@@ -221,7 +221,7 @@
         </w:rPr>
         <w:t xml:space="preserve">Ông Lê Văn Thăng, Giám đốc ICD Việt Nam, cho biết bước ngoặt đến khi doanh nghiệp quyết định hợp tác cùng </w:t>
       </w:r>
-      <w:hyperlink w:history="1" r:id="rIdjf0rfh6ctz4owpzba4_wm">
+      <w:hyperlink w:history="1" r:id="rIdcqqxox5g5dlzbi7l2xb3e">
         <w:r>
           <w:rPr>
             <w:rStyle w:val="Hyperlink"/>

--- a/bai-pr/2026/07/05-baodongnai-case-study-icd-viet-nam.docx
+++ b/bai-pr/2026/07/05-baodongnai-case-study-icd-viet-nam.docx
@@ -7,7 +7,7 @@
         <w:pStyle w:val="Heading1"/>
       </w:pPr>
       <w:r>
-        <w:t xml:space="preserve">DigicomVN đồng hành cùng ICD Việt Nam trong chiến lược booking báo chí và automation truyền thông</w:t>
+        <w:t xml:space="preserve">Quy trình book báo chí bài bản: cách DigicomVN đưa ICD Việt Nam từ vắng bóng đến hiện diện thường xuyên trên báo chí</w:t>
       </w:r>
     </w:p>
     <w:p>
@@ -20,7 +20,7 @@
           <w:b/>
           <w:bCs/>
         </w:rPr>
-        <w:t xml:space="preserve">ICD Việt Nam, doanh nghiệp hoạt động trong lĩnh vực vật tư đóng gói công nghiệp, gần như không xuất hiện trên báo chí trước khi hợp tác cùng DigicomVN triển khai dịch vụ booking báo chí kết hợp automation. Câu chuyện này cho thấy việc xây dựng hiện diện trên báo chí có thể mang lại hiệu quả cụ thể ngay cả với ngành hàng kỹ thuật.</w:t>
+        <w:t xml:space="preserve">ICD Việt Nam từng gần như không xuất hiện trên báo chí. Quy trình book báo chí 3 bước của DigicomVN, kết hợp automation ứng dụng AI, đã giúp doanh nghiệp vật tư công nghiệp này xây dựng hiện diện thương hiệu bài bản.</w:t>
       </w:r>
     </w:p>
     <w:p>
@@ -86,99 +86,23 @@
     </w:p>
     <w:p>
       <w:pPr>
-        <w:pStyle w:val="Heading2"/>
-      </w:pPr>
-      <w:r>
-        <w:t xml:space="preserve">Bài toán hiện diện thương hiệu của doanh nghiệp sản xuất</w:t>
-      </w:r>
-    </w:p>
-    <w:p>
-      <w:pPr>
-        <w:spacing w:after="200"/>
-        <w:jc w:val="both"/>
-      </w:pPr>
-      <w:r>
-        <w:rPr>
-          <w:b w:val="false"/>
-          <w:bCs w:val="false"/>
-        </w:rPr>
-        <w:t xml:space="preserve">Không phải doanh nghiệp nào cũng có đội ngũ nội bộ đủ nhân sự để tự xây dựng quan hệ báo chí và duy trì hiện diện thương hiệu đều đặn trên các kênh truyền thông.</w:t>
-      </w:r>
-    </w:p>
-    <w:p>
-      <w:pPr>
-        <w:spacing w:after="200"/>
-        <w:jc w:val="both"/>
-      </w:pPr>
-      <w:r>
-        <w:rPr>
-          <w:b w:val="false"/>
-          <w:bCs w:val="false"/>
-        </w:rPr>
-        <w:t xml:space="preserve">Với nhiều doanh nghiệp sản xuất và vật tư công nghiệp, nhóm ngành thường ít được nhắc đến trên báo chí so với ngành tiêu dùng, việc tìm một đối tác giúp xây dựng hiện diện thương hiệu bài bản càng trở nên cần thiết.</w:t>
-      </w:r>
-    </w:p>
-    <w:p>
-      <w:pPr>
-        <w:pStyle w:val="Heading2"/>
-      </w:pPr>
-      <w:r>
-        <w:t xml:space="preserve">Vì sao doanh nghiệp B2B kỹ thuật ít xuất hiện trên báo chí</w:t>
-      </w:r>
-    </w:p>
-    <w:p>
-      <w:pPr>
-        <w:spacing w:after="200"/>
-        <w:jc w:val="both"/>
-      </w:pPr>
-      <w:r>
-        <w:rPr>
-          <w:b w:val="false"/>
-          <w:bCs w:val="false"/>
-        </w:rPr>
-        <w:t xml:space="preserve">Theo giới làm truyền thông, báo chí thường ưu tiên những câu chuyện có yếu tố đại chúng, dễ tiếp cận độc giả phổ thông, trong khi sản phẩm của doanh nghiệp B2B kỹ thuật như vật tư đóng gói công nghiệp thường khó kể thành một câu chuyện hấp dẫn nếu không có góc tiếp cận phù hợp.</w:t>
-      </w:r>
-    </w:p>
-    <w:p>
-      <w:pPr>
-        <w:spacing w:after="200"/>
-        <w:jc w:val="both"/>
-      </w:pPr>
-      <w:r>
-        <w:rPr>
-          <w:b w:val="false"/>
-          <w:bCs w:val="false"/>
-        </w:rPr>
-        <w:t xml:space="preserve">Đây là lý do nhiều doanh nghiệp trong ngành này, kể cả khi hoạt động ổn định và có doanh thu tốt, vẫn gần như vô hình trên báo chí và các công cụ tìm kiếm, khiến khách hàng tiềm năng khó xác thực thông tin khi tìm hiểu đối tác mới.</w:t>
-      </w:r>
-    </w:p>
-    <w:p>
-      <w:pPr>
-        <w:spacing w:after="200"/>
-        <w:jc w:val="both"/>
-      </w:pPr>
-      <w:r>
-        <w:rPr>
-          <w:b w:val="false"/>
-          <w:bCs w:val="false"/>
-        </w:rPr>
-        <w:t xml:space="preserve">Điều này đặt ra yêu cầu về việc tìm đúng góc tiếp cận, chẳng hạn gắn sản phẩm với ứng dụng thực tế hoặc xu hướng ngành, thay vì chỉ đăng thông cáo báo chí thuần kỹ thuật.</w:t>
-      </w:r>
-    </w:p>
-    <w:p>
-      <w:pPr>
-        <w:pStyle w:val="Heading2"/>
-      </w:pPr>
-      <w:r>
-        <w:t xml:space="preserve">ICD Việt Nam trước khi hợp tác với DigicomVN</w:t>
-      </w:r>
-    </w:p>
-    <w:p>
-      <w:pPr>
-        <w:spacing w:after="200"/>
-        <w:jc w:val="both"/>
-      </w:pPr>
-      <w:hyperlink w:history="1" r:id="rIdlypazrxn-fgrpoxwmptft">
+        <w:spacing w:after="200"/>
+        <w:jc w:val="both"/>
+      </w:pPr>
+      <w:r>
+        <w:rPr>
+          <w:b w:val="false"/>
+          <w:bCs w:val="false"/>
+        </w:rPr>
+        <w:t xml:space="preserve">Không phải doanh nghiệp nào cũng có đội ngũ nội bộ đủ nhân sự để tự vận hành book báo chí và duy trì hiện diện thương hiệu đều đặn.</w:t>
+      </w:r>
+    </w:p>
+    <w:p>
+      <w:pPr>
+        <w:spacing w:after="200"/>
+        <w:jc w:val="both"/>
+      </w:pPr>
+      <w:hyperlink w:history="1" r:id="rIdtn1hvvi3qju9infmmmr8d">
         <w:r>
           <w:rPr>
             <w:rStyle w:val="Hyperlink"/>
@@ -193,35 +117,9 @@
           <w:b w:val="false"/>
           <w:bCs w:val="false"/>
         </w:rPr>
-        <w:t xml:space="preserve">, doanh nghiệp hoạt động trong lĩnh vực vật tư đóng gói công nghiệp, là một ví dụ điển hình cho bài toán này trước khi hợp tác với DigicomVN.</w:t>
-      </w:r>
-    </w:p>
-    <w:p>
-      <w:pPr>
-        <w:spacing w:after="200"/>
-        <w:jc w:val="both"/>
-      </w:pPr>
-      <w:r>
-        <w:rPr>
-          <w:b w:val="false"/>
-          <w:bCs w:val="false"/>
-        </w:rPr>
-        <w:t xml:space="preserve">Trước đó, ICD Việt Nam gần như không xuất hiện trên báo chí, khiến khách hàng tiềm năng khó tìm thấy thông tin xác thực về doanh nghiệp khi tra cứu trên Google hoặc hỏi trực tiếp các công cụ tìm kiếm AI.</w:t>
-      </w:r>
-    </w:p>
-    <w:p>
-      <w:pPr>
-        <w:spacing w:after="200"/>
-        <w:jc w:val="both"/>
-      </w:pPr>
-      <w:r>
-        <w:rPr>
-          <w:b w:val="false"/>
-          <w:bCs w:val="false"/>
-        </w:rPr>
-        <w:t xml:space="preserve">Ông Lê Văn Thăng, Giám đốc ICD Việt Nam, cho biết bước ngoặt đến khi doanh nghiệp quyết định hợp tác cùng </w:t>
-      </w:r>
-      <w:hyperlink w:history="1" r:id="rIdcqqxox5g5dlzbi7l2xb3e">
+        <w:t xml:space="preserve">, doanh nghiệp hoạt động trong lĩnh vực vật tư đóng gói công nghiệp, từng gần như không xuất hiện trên báo chí trước khi hợp tác cùng </w:t>
+      </w:r>
+      <w:hyperlink w:history="1" r:id="rIdyabehdxx65l4tfiswvctm">
         <w:r>
           <w:rPr>
             <w:rStyle w:val="Hyperlink"/>
@@ -236,46 +134,20 @@
           <w:b w:val="false"/>
           <w:bCs w:val="false"/>
         </w:rPr>
-        <w:t xml:space="preserve"> để triển khai dịch vụ booking báo chí và automation truyền thông một cách bài bản.</w:t>
-      </w:r>
-    </w:p>
-    <w:p>
-      <w:pPr>
-        <w:spacing w:after="200"/>
-        <w:jc w:val="both"/>
-      </w:pPr>
-      <w:r>
-        <w:rPr>
-          <w:b w:val="false"/>
-          <w:bCs w:val="false"/>
-        </w:rPr>
-        <w:t xml:space="preserve">Theo ông Thăng, điều khiến ICD Việt Nam lựa chọn DigicomVN là cách đội ngũ này ứng dụng trí tuệ nhân tạo vào việc lên kế hoạch booking báo, lựa chọn đầu báo phù hợp với ngành hàng và theo dõi hiệu quả sau mỗi đợt đăng bài.</w:t>
-      </w:r>
-    </w:p>
-    <w:p>
-      <w:pPr>
-        <w:spacing w:after="200"/>
-        <w:jc w:val="both"/>
-      </w:pPr>
-      <w:r>
-        <w:rPr>
-          <w:b w:val="false"/>
-          <w:bCs w:val="false"/>
-        </w:rPr>
-        <w:t xml:space="preserve">Cụ thể, sau khi tiếp nhận hoạt động truyền thông của ICD Việt Nam, đội ngũ DigicomVN đã xây dựng lịch booking báo chí định kỳ trên nhiều đầu báo điện tử, đồng thời tự động hoá việc theo dõi tiến độ đăng bài và tổng hợp báo cáo.</w:t>
-      </w:r>
-    </w:p>
-    <w:p>
-      <w:pPr>
-        <w:spacing w:after="200"/>
-        <w:jc w:val="both"/>
-      </w:pPr>
-      <w:r>
-        <w:rPr>
-          <w:b w:val="false"/>
-          <w:bCs w:val="false"/>
-        </w:rPr>
-        <w:t xml:space="preserve">Ông Thăng cho biết chỉ sau vài tháng triển khai, lượng khách hàng chủ động tìm đến ICD Việt Nam qua các kênh tìm kiếm tăng rõ rệt, một phần nhờ thương hiệu xuất hiện thường xuyên hơn trên báo chí.</w:t>
+        <w:t xml:space="preserve">.</w:t>
+      </w:r>
+    </w:p>
+    <w:p>
+      <w:pPr>
+        <w:spacing w:after="200"/>
+        <w:jc w:val="both"/>
+      </w:pPr>
+      <w:r>
+        <w:rPr>
+          <w:b w:val="false"/>
+          <w:bCs w:val="false"/>
+        </w:rPr>
+        <w:t xml:space="preserve">Ông Lê Văn Thăng, Giám đốc ICD Việt Nam, cho biết khi đó khách hàng tiềm năng khó tìm thấy thông tin xác thực về doanh nghiệp khi tra cứu trên Google hoặc hỏi trực tiếp công cụ tìm kiếm AI.</w:t>
       </w:r>
     </w:p>
     <w:p>
@@ -283,33 +155,33 @@
         <w:pStyle w:val="Heading2"/>
       </w:pPr>
       <w:r>
-        <w:t xml:space="preserve">Cách tiếp cận báo chí khác biệt</w:t>
-      </w:r>
-    </w:p>
-    <w:p>
-      <w:pPr>
-        <w:spacing w:after="200"/>
-        <w:jc w:val="both"/>
-      </w:pPr>
-      <w:r>
-        <w:rPr>
-          <w:b w:val="false"/>
-          <w:bCs w:val="false"/>
-        </w:rPr>
-        <w:t xml:space="preserve">Ông Đỗ Xuân Hiếu, Giám đốc DigicomVN (CÔNG TY TNHH DỊCH VỤ TRUYỀN THÔNG DIGITO COMBAT), người có gần 15 năm kinh nghiệm trong lĩnh vực truyền thông và marketing, cho biết một trong những sai lầm phổ biến của doanh nghiệp B2B là chỉ tập trung vào quảng cáo trả phí mà bỏ qua việc xây dựng hiện diện lâu dài trên báo chí uy tín.</w:t>
-      </w:r>
-    </w:p>
-    <w:p>
-      <w:pPr>
-        <w:spacing w:after="200"/>
-        <w:jc w:val="both"/>
-      </w:pPr>
-      <w:r>
-        <w:rPr>
-          <w:b w:val="false"/>
-          <w:bCs w:val="false"/>
-        </w:rPr>
-        <w:t xml:space="preserve">Với ICD Việt Nam, đội ngũ DigicomVN đã ưu tiên các đầu báo có độ uy tín cao và phù hợp với ngành vật tư công nghiệp, thay vì đăng tràn lan trên nhiều báo không liên quan đến lĩnh vực hoạt động.</w:t>
+        <w:t xml:space="preserve">Bước 1: Xác định góc tiếp cận</w:t>
+      </w:r>
+    </w:p>
+    <w:p>
+      <w:pPr>
+        <w:spacing w:after="200"/>
+        <w:jc w:val="both"/>
+      </w:pPr>
+      <w:r>
+        <w:rPr>
+          <w:b w:val="false"/>
+          <w:bCs w:val="false"/>
+        </w:rPr>
+        <w:t xml:space="preserve">Theo giới làm truyền thông, báo chí thường ưu tiên câu chuyện có yếu tố đại chúng, trong khi sản phẩm B2B kỹ thuật như vật tư đóng gói công nghiệp khó kể thành câu chuyện hấp dẫn nếu không có góc tiếp cận phù hợp.</w:t>
+      </w:r>
+    </w:p>
+    <w:p>
+      <w:pPr>
+        <w:spacing w:after="200"/>
+        <w:jc w:val="both"/>
+      </w:pPr>
+      <w:r>
+        <w:rPr>
+          <w:b w:val="false"/>
+          <w:bCs w:val="false"/>
+        </w:rPr>
+        <w:t xml:space="preserve">Bước đầu tiên trong quy trình book báo của DigicomVN là tìm góc tiếp cận: gắn sản phẩm với ứng dụng thực tế hoặc xu hướng ngành, thay vì chỉ đăng thông cáo báo chí thuần kỹ thuật.</w:t>
       </w:r>
     </w:p>
     <w:p>
@@ -317,6 +189,134 @@
         <w:pStyle w:val="Heading2"/>
       </w:pPr>
       <w:r>
+        <w:t xml:space="preserve">Bước 2: Chọn đầu báo và lên lịch book báo</w:t>
+      </w:r>
+    </w:p>
+    <w:p>
+      <w:pPr>
+        <w:spacing w:after="200"/>
+        <w:jc w:val="both"/>
+      </w:pPr>
+      <w:r>
+        <w:rPr>
+          <w:b w:val="false"/>
+          <w:bCs w:val="false"/>
+        </w:rPr>
+        <w:t xml:space="preserve">Sau khi xác định góc tiếp cận, đội ngũ DigicomVN chọn đầu báo phù hợp với ngành hàng và đối tượng khách hàng của ICD Việt Nam, thay vì đăng tràn lan trên nhiều báo không liên quan.</w:t>
+      </w:r>
+    </w:p>
+    <w:p>
+      <w:pPr>
+        <w:spacing w:after="200"/>
+        <w:jc w:val="both"/>
+      </w:pPr>
+      <w:r>
+        <w:rPr>
+          <w:b w:val="false"/>
+          <w:bCs w:val="false"/>
+        </w:rPr>
+        <w:t xml:space="preserve">Ông Thăng cho biết điều khiến ICD Việt Nam lựa chọn DigicomVN là cách đội ngũ ứng dụng AI vào việc lên kế hoạch book báo và chọn đầu báo phù hợp.</w:t>
+      </w:r>
+    </w:p>
+    <w:p>
+      <w:pPr>
+        <w:pStyle w:val="Heading2"/>
+      </w:pPr>
+      <w:r>
+        <w:t xml:space="preserve">Bước 3: Automation theo dõi và báo cáo</w:t>
+      </w:r>
+    </w:p>
+    <w:p>
+      <w:pPr>
+        <w:spacing w:after="200"/>
+        <w:jc w:val="both"/>
+      </w:pPr>
+      <w:r>
+        <w:rPr>
+          <w:b w:val="false"/>
+          <w:bCs w:val="false"/>
+        </w:rPr>
+        <w:t xml:space="preserve">Sau khi lên lịch, hệ thống automation của DigicomVN tự động theo dõi tiến độ đăng bài trên từng đầu báo và tổng hợp báo cáo hiệu quả.</w:t>
+      </w:r>
+    </w:p>
+    <w:p>
+      <w:pPr>
+        <w:spacing w:after="200"/>
+        <w:jc w:val="both"/>
+      </w:pPr>
+      <w:r>
+        <w:rPr>
+          <w:b w:val="false"/>
+          <w:bCs w:val="false"/>
+        </w:rPr>
+        <w:t xml:space="preserve">Theo ước tính của McKinsey, việc tự động hoá quy trình truyền thông bằng AI có thể giúp doanh nghiệp tiết kiệm trung bình 30 đến 40% chi phí vận hành so với cách làm thủ công.</w:t>
+      </w:r>
+    </w:p>
+    <w:p>
+      <w:pPr>
+        <w:spacing w:after="200"/>
+        <w:jc w:val="both"/>
+      </w:pPr>
+      <w:r>
+        <w:rPr>
+          <w:b w:val="false"/>
+          <w:bCs w:val="false"/>
+        </w:rPr>
+        <w:t xml:space="preserve">Ông Đỗ Xuân Hiếu, Giám đốc DigicomVN (CÔNG TY TNHH DỊCH VỤ TRUYỀN THÔNG DIGITO COMBAT), cho biết một sai lầm phổ biến của doanh nghiệp B2B là chỉ tập trung vào quảng cáo trả phí mà bỏ qua việc xây dựng hiện diện lâu dài qua book báo chí.</w:t>
+      </w:r>
+    </w:p>
+    <w:p>
+      <w:pPr>
+        <w:pStyle w:val="Heading2"/>
+      </w:pPr>
+      <w:r>
+        <w:t xml:space="preserve">Kết quả sau khi triển khai</w:t>
+      </w:r>
+    </w:p>
+    <w:p>
+      <w:pPr>
+        <w:spacing w:after="200"/>
+        <w:jc w:val="both"/>
+      </w:pPr>
+      <w:r>
+        <w:rPr>
+          <w:b w:val="false"/>
+          <w:bCs w:val="false"/>
+        </w:rPr>
+        <w:t xml:space="preserve">Ông Thăng cho biết chỉ sau vài tháng triển khai, lượng khách hàng chủ động tìm đến ICD Việt Nam qua các kênh tìm kiếm tăng rõ rệt.</w:t>
+      </w:r>
+    </w:p>
+    <w:p>
+      <w:pPr>
+        <w:spacing w:after="200"/>
+        <w:jc w:val="both"/>
+      </w:pPr>
+      <w:r>
+        <w:rPr>
+          <w:b w:val="false"/>
+          <w:bCs w:val="false"/>
+        </w:rPr>
+        <w:t xml:space="preserve">Một lợi ích khác mà ông Thăng ghi nhận là các đối tác kinh doanh có xu hướng tin tưởng hơn khi tra cứu thông tin doanh nghiệp và thấy nhiều bài viết từ báo chí uy tín.</w:t>
+      </w:r>
+    </w:p>
+    <w:p>
+      <w:pPr>
+        <w:spacing w:after="200"/>
+        <w:jc w:val="both"/>
+      </w:pPr>
+      <w:r>
+        <w:rPr>
+          <w:b w:val="false"/>
+          <w:bCs w:val="false"/>
+        </w:rPr>
+        <w:t xml:space="preserve">Ông khẳng định sự hài lòng của ICD Việt Nam không chỉ đến từ số liệu, mà còn từ cách đội ngũ DigicomVN luôn minh bạch, chủ động báo cáo tiến độ từng đợt book báo.</w:t>
+      </w:r>
+    </w:p>
+    <w:p>
+      <w:pPr>
+        <w:pStyle w:val="Heading2"/>
+      </w:pPr>
+      <w:r>
         <w:t xml:space="preserve">Đồng Nai và bài toán chung của khu công nghiệp</w:t>
       </w:r>
     </w:p>
@@ -330,7 +330,7 @@
           <w:b w:val="false"/>
           <w:bCs w:val="false"/>
         </w:rPr>
-        <w:t xml:space="preserve">Đồng Nai là một trong những địa phương tập trung nhiều khu công nghiệp và doanh nghiệp sản xuất, vật tư công nghiệp, nhóm ngành thường gặp khó khăn trong việc xây dựng thương hiệu qua kênh báo chí do đặc thù sản phẩm mang tính kỹ thuật.</w:t>
+        <w:t xml:space="preserve">Đồng Nai là một trong những địa phương tập trung nhiều khu công nghiệp và doanh nghiệp sản xuất, vật tư công nghiệp, nhóm ngành thường gặp khó khăn khi xây dựng thương hiệu qua báo chí do đặc thù sản phẩm kỹ thuật.</w:t>
       </w:r>
     </w:p>
     <w:p>
@@ -404,80 +404,20 @@
           <w:b w:val="false"/>
           <w:bCs w:val="false"/>
         </w:rPr>
-        <w:t xml:space="preserve">Trường hợp của ICD Việt Nam cho thấy, ngay cả trong những ngành hàng này, việc xây dựng hiện diện bài bản trên báo chí vẫn mang lại hiệu quả cụ thể về mặt tiếp cận khách hàng.</w:t>
-      </w:r>
-    </w:p>
-    <w:p>
-      <w:pPr>
-        <w:spacing w:after="200"/>
-        <w:jc w:val="both"/>
-      </w:pPr>
-      <w:r>
-        <w:rPr>
-          <w:b w:val="false"/>
-          <w:bCs w:val="false"/>
-        </w:rPr>
-        <w:t xml:space="preserve">Theo ước tính của McKinsey, việc tự động hoá quy trình truyền thông bằng AI có thể giúp doanh nghiệp tiết kiệm trung bình 30 đến 40% chi phí vận hành so với cách làm thủ công truyền thống.</w:t>
-      </w:r>
-    </w:p>
-    <w:p>
-      <w:pPr>
-        <w:spacing w:after="200"/>
-        <w:jc w:val="both"/>
-      </w:pPr>
-      <w:r>
-        <w:rPr>
-          <w:b w:val="false"/>
-          <w:bCs w:val="false"/>
-        </w:rPr>
-        <w:t xml:space="preserve">Ông Lê Văn Thăng cho biết, ngoài lượng khách hàng mới tìm đến, một lợi ích khác mà ICD Việt Nam nhận thấy là các đối tác kinh doanh có xu hướng tin tưởng hơn khi tra cứu thông tin doanh nghiệp và thấy nhiều bài viết từ báo chí uy tín.</w:t>
-      </w:r>
-    </w:p>
-    <w:p>
-      <w:pPr>
-        <w:spacing w:after="200"/>
-        <w:jc w:val="both"/>
-      </w:pPr>
-      <w:r>
-        <w:rPr>
-          <w:b w:val="false"/>
-          <w:bCs w:val="false"/>
-        </w:rPr>
-        <w:t xml:space="preserve">Đây là yếu tố gián tiếp nhưng có tác động không nhỏ đến quyết định hợp tác của các đối tác doanh nghiệp khác.</w:t>
-      </w:r>
-    </w:p>
-    <w:p>
-      <w:pPr>
-        <w:pStyle w:val="Heading2"/>
-      </w:pPr>
-      <w:r>
-        <w:t xml:space="preserve">Kết quả và đánh giá từ ICD Việt Nam</w:t>
-      </w:r>
-    </w:p>
-    <w:p>
-      <w:pPr>
-        <w:spacing w:after="200"/>
-        <w:jc w:val="both"/>
-      </w:pPr>
-      <w:r>
-        <w:rPr>
-          <w:b w:val="false"/>
-          <w:bCs w:val="false"/>
-        </w:rPr>
-        <w:t xml:space="preserve">Ông Lê Văn Thăng khẳng định sự hài lòng của ICD Việt Nam không chỉ đến từ số liệu, mà còn từ cách đội ngũ DigicomVN luôn minh bạch, chủ động báo cáo tiến độ từng đợt booking báo chí.</w:t>
-      </w:r>
-    </w:p>
-    <w:p>
-      <w:pPr>
-        <w:spacing w:after="200"/>
-        <w:jc w:val="both"/>
-      </w:pPr>
-      <w:r>
-        <w:rPr>
-          <w:b w:val="false"/>
-          <w:bCs w:val="false"/>
-        </w:rPr>
-        <w:t xml:space="preserve">Câu chuyện của ICD Việt Nam cũng cho thấy xu hướng ứng dụng AI vào dịch vụ booking báo chí và truyền thông không còn là lợi thế của riêng các thương hiệu lớn, mà đang dần trở thành lựa chọn khả thi cho cả doanh nghiệp vừa và nhỏ.</w:t>
+        <w:t xml:space="preserve">Trường hợp của ICD Việt Nam cho thấy, ngay cả trong ngành hàng này, một quy trình book báo bài bản vẫn mang lại hiệu quả cụ thể về tiếp cận khách hàng.</w:t>
+      </w:r>
+    </w:p>
+    <w:p>
+      <w:pPr>
+        <w:spacing w:after="200"/>
+        <w:jc w:val="both"/>
+      </w:pPr>
+      <w:r>
+        <w:rPr>
+          <w:b w:val="false"/>
+          <w:bCs w:val="false"/>
+        </w:rPr>
+        <w:t xml:space="preserve">Câu chuyện của ICD Việt Nam cũng cho thấy việc ứng dụng AI vào dịch vụ book báo và truyền thông không còn là lợi thế riêng của thương hiệu lớn, mà đang trở thành lựa chọn khả thi cho cả doanh nghiệp vừa và nhỏ.</w:t>
       </w:r>
     </w:p>
     <w:p>

--- a/bai-pr/2026/07/05-baodongnai-case-study-icd-viet-nam.docx
+++ b/bai-pr/2026/07/05-baodongnai-case-study-icd-viet-nam.docx
@@ -94,15 +94,15 @@
           <w:b w:val="false"/>
           <w:bCs w:val="false"/>
         </w:rPr>
-        <w:t xml:space="preserve">Không phải doanh nghiệp nào cũng có đội ngũ nội bộ đủ nhân sự để tự vận hành book báo chí và duy trì hiện diện thương hiệu đều đặn.</w:t>
-      </w:r>
-    </w:p>
-    <w:p>
-      <w:pPr>
-        <w:spacing w:after="200"/>
-        <w:jc w:val="both"/>
-      </w:pPr>
-      <w:hyperlink w:history="1" r:id="rIdtn1hvvi3qju9infmmmr8d">
+        <w:t xml:space="preserve">Không phải doanh nghiệp nào cũng có đội ngũ nội bộ đủ nhân sự để tự vận hành booking báo chí và duy trì hiện diện thương hiệu đều đặn.</w:t>
+      </w:r>
+    </w:p>
+    <w:p>
+      <w:pPr>
+        <w:spacing w:after="200"/>
+        <w:jc w:val="both"/>
+      </w:pPr>
+      <w:hyperlink w:history="1" r:id="rIdjc0ex9ewvjkua91xya9gj">
         <w:r>
           <w:rPr>
             <w:rStyle w:val="Hyperlink"/>
@@ -119,7 +119,7 @@
         </w:rPr>
         <w:t xml:space="preserve">, doanh nghiệp hoạt động trong lĩnh vực vật tư đóng gói công nghiệp, từng gần như không xuất hiện trên báo chí trước khi hợp tác cùng </w:t>
       </w:r>
-      <w:hyperlink w:history="1" r:id="rIdyabehdxx65l4tfiswvctm">
+      <w:hyperlink w:history="1" r:id="rIdiowqwbjj6x7fhoh6vx8dm">
         <w:r>
           <w:rPr>
             <w:rStyle w:val="Hyperlink"/>
@@ -236,7 +236,7 @@
           <w:b w:val="false"/>
           <w:bCs w:val="false"/>
         </w:rPr>
-        <w:t xml:space="preserve">Sau khi lên lịch, hệ thống automation của DigicomVN tự động theo dõi tiến độ đăng bài trên từng đầu báo và tổng hợp báo cáo hiệu quả.</w:t>
+        <w:t xml:space="preserve">Sau khi lên lịch, hệ thống automation của DigicomVN tự động theo dõi tiến độ đăng bài booking báo điện tử trên từng đầu báo và tổng hợp báo cáo hiệu quả.</w:t>
       </w:r>
     </w:p>
     <w:p>
